--- a/EJERCICIOS DE LOS ALUMNOS/RAFA/EJERCICIOS OBLIGATORIOS DE METODOS.docx
+++ b/EJERCICIOS DE LOS ALUMNOS/RAFA/EJERCICIOS OBLIGATORIOS DE METODOS.docx
@@ -1702,8 +1702,59 @@
           <w:sz w:val="22"/>
           <w:szCs w:val="22"/>
         </w:rPr>
-        <w:t>//ejemplo de calculadora sin creacion de objetos por ello usamos metodos static</w:t>
-      </w:r>
+        <w:t xml:space="preserve">//ejemplo de calculadora sin </w:t>
+      </w:r>
+      <w:proofErr w:type="spellStart"/>
+      <w:r>
+        <w:rPr>
+          <w:rFonts w:ascii="Consolas" w:hAnsi="Consolas" w:cs="Consolas"/>
+          <w:color w:val="3F7F5F"/>
+          <w:sz w:val="22"/>
+          <w:szCs w:val="22"/>
+        </w:rPr>
+        <w:t>creacion</w:t>
+      </w:r>
+      <w:proofErr w:type="spellEnd"/>
+      <w:r>
+        <w:rPr>
+          <w:rFonts w:ascii="Consolas" w:hAnsi="Consolas" w:cs="Consolas"/>
+          <w:color w:val="3F7F5F"/>
+          <w:sz w:val="22"/>
+          <w:szCs w:val="22"/>
+        </w:rPr>
+        <w:t xml:space="preserve"> de objetos por ello usamos </w:t>
+      </w:r>
+      <w:proofErr w:type="spellStart"/>
+      <w:r>
+        <w:rPr>
+          <w:rFonts w:ascii="Consolas" w:hAnsi="Consolas" w:cs="Consolas"/>
+          <w:color w:val="3F7F5F"/>
+          <w:sz w:val="22"/>
+          <w:szCs w:val="22"/>
+        </w:rPr>
+        <w:t>metodos</w:t>
+      </w:r>
+      <w:proofErr w:type="spellEnd"/>
+      <w:r>
+        <w:rPr>
+          <w:rFonts w:ascii="Consolas" w:hAnsi="Consolas" w:cs="Consolas"/>
+          <w:color w:val="3F7F5F"/>
+          <w:sz w:val="22"/>
+          <w:szCs w:val="22"/>
+        </w:rPr>
+        <w:t xml:space="preserve"> </w:t>
+      </w:r>
+      <w:proofErr w:type="spellStart"/>
+      <w:r>
+        <w:rPr>
+          <w:rFonts w:ascii="Consolas" w:hAnsi="Consolas" w:cs="Consolas"/>
+          <w:color w:val="3F7F5F"/>
+          <w:sz w:val="22"/>
+          <w:szCs w:val="22"/>
+        </w:rPr>
+        <w:t>static</w:t>
+      </w:r>
+      <w:proofErr w:type="spellEnd"/>
     </w:p>
     <w:p>
       <w:pPr>
@@ -1740,7 +1791,41 @@
           <w:szCs w:val="22"/>
           <w:lang w:val="en-GB"/>
         </w:rPr>
-        <w:t xml:space="preserve"> java.util.Scanner;</w:t>
+        <w:t xml:space="preserve"> </w:t>
+      </w:r>
+      <w:proofErr w:type="spellStart"/>
+      <w:proofErr w:type="gramStart"/>
+      <w:r>
+        <w:rPr>
+          <w:rFonts w:ascii="Consolas" w:hAnsi="Consolas" w:cs="Consolas"/>
+          <w:color w:val="000000"/>
+          <w:sz w:val="22"/>
+          <w:szCs w:val="22"/>
+          <w:lang w:val="en-GB"/>
+        </w:rPr>
+        <w:t>java.util</w:t>
+      </w:r>
+      <w:proofErr w:type="gramEnd"/>
+      <w:r>
+        <w:rPr>
+          <w:rFonts w:ascii="Consolas" w:hAnsi="Consolas" w:cs="Consolas"/>
+          <w:color w:val="000000"/>
+          <w:sz w:val="22"/>
+          <w:szCs w:val="22"/>
+          <w:lang w:val="en-GB"/>
+        </w:rPr>
+        <w:t>.Scanner</w:t>
+      </w:r>
+      <w:proofErr w:type="spellEnd"/>
+      <w:r>
+        <w:rPr>
+          <w:rFonts w:ascii="Consolas" w:hAnsi="Consolas" w:cs="Consolas"/>
+          <w:color w:val="000000"/>
+          <w:sz w:val="22"/>
+          <w:szCs w:val="22"/>
+          <w:lang w:val="en-GB"/>
+        </w:rPr>
+        <w:t>;</w:t>
       </w:r>
     </w:p>
     <w:p>
@@ -1800,7 +1885,29 @@
           <w:szCs w:val="22"/>
           <w:lang w:val="en-GB"/>
         </w:rPr>
-        <w:t xml:space="preserve"> Calculadora {</w:t>
+        <w:t xml:space="preserve"> </w:t>
+      </w:r>
+      <w:proofErr w:type="spellStart"/>
+      <w:r>
+        <w:rPr>
+          <w:rFonts w:ascii="Consolas" w:hAnsi="Consolas" w:cs="Consolas"/>
+          <w:color w:val="000000"/>
+          <w:sz w:val="22"/>
+          <w:szCs w:val="22"/>
+          <w:lang w:val="en-GB"/>
+        </w:rPr>
+        <w:t>Calculadora</w:t>
+      </w:r>
+      <w:proofErr w:type="spellEnd"/>
+      <w:r>
+        <w:rPr>
+          <w:rFonts w:ascii="Consolas" w:hAnsi="Consolas" w:cs="Consolas"/>
+          <w:color w:val="000000"/>
+          <w:sz w:val="22"/>
+          <w:szCs w:val="22"/>
+          <w:lang w:val="en-GB"/>
+        </w:rPr>
+        <w:t xml:space="preserve"> {</w:t>
       </w:r>
     </w:p>
     <w:p>
@@ -1892,8 +1999,31 @@
           <w:szCs w:val="22"/>
           <w:lang w:val="en-GB"/>
         </w:rPr>
-        <w:t xml:space="preserve"> main(String[] </w:t>
-      </w:r>
+        <w:t xml:space="preserve"> </w:t>
+      </w:r>
+      <w:proofErr w:type="gramStart"/>
+      <w:r>
+        <w:rPr>
+          <w:rFonts w:ascii="Consolas" w:hAnsi="Consolas" w:cs="Consolas"/>
+          <w:color w:val="000000"/>
+          <w:sz w:val="22"/>
+          <w:szCs w:val="22"/>
+          <w:lang w:val="en-GB"/>
+        </w:rPr>
+        <w:t>main(String[</w:t>
+      </w:r>
+      <w:proofErr w:type="gramEnd"/>
+      <w:r>
+        <w:rPr>
+          <w:rFonts w:ascii="Consolas" w:hAnsi="Consolas" w:cs="Consolas"/>
+          <w:color w:val="000000"/>
+          <w:sz w:val="22"/>
+          <w:szCs w:val="22"/>
+          <w:lang w:val="en-GB"/>
+        </w:rPr>
+        <w:t xml:space="preserve">] </w:t>
+      </w:r>
+      <w:proofErr w:type="spellStart"/>
       <w:r>
         <w:rPr>
           <w:rFonts w:ascii="Consolas" w:hAnsi="Consolas" w:cs="Consolas"/>
@@ -1904,6 +2034,7 @@
         </w:rPr>
         <w:t>args</w:t>
       </w:r>
+      <w:proofErr w:type="spellEnd"/>
       <w:r>
         <w:rPr>
           <w:rFonts w:ascii="Consolas" w:hAnsi="Consolas" w:cs="Consolas"/>
@@ -1981,7 +2112,29 @@
           <w:szCs w:val="22"/>
           <w:lang w:val="en-GB"/>
         </w:rPr>
-        <w:t xml:space="preserve"> Scanner(System.</w:t>
+        <w:t xml:space="preserve"> </w:t>
+      </w:r>
+      <w:proofErr w:type="gramStart"/>
+      <w:r>
+        <w:rPr>
+          <w:rFonts w:ascii="Consolas" w:hAnsi="Consolas" w:cs="Consolas"/>
+          <w:color w:val="000000"/>
+          <w:sz w:val="22"/>
+          <w:szCs w:val="22"/>
+          <w:lang w:val="en-GB"/>
+        </w:rPr>
+        <w:t>Scanner(</w:t>
+      </w:r>
+      <w:proofErr w:type="gramEnd"/>
+      <w:r>
+        <w:rPr>
+          <w:rFonts w:ascii="Consolas" w:hAnsi="Consolas" w:cs="Consolas"/>
+          <w:color w:val="000000"/>
+          <w:sz w:val="22"/>
+          <w:szCs w:val="22"/>
+          <w:lang w:val="en-GB"/>
+        </w:rPr>
+        <w:t>System.</w:t>
       </w:r>
       <w:r>
         <w:rPr>
@@ -2058,6 +2211,7 @@
         </w:rPr>
         <w:t xml:space="preserve">        </w:t>
       </w:r>
+      <w:proofErr w:type="spellStart"/>
       <w:r>
         <w:rPr>
           <w:rFonts w:ascii="Consolas" w:hAnsi="Consolas" w:cs="Consolas"/>
@@ -2087,7 +2241,17 @@
           <w:sz w:val="22"/>
           <w:szCs w:val="22"/>
         </w:rPr>
-        <w:t>.print(</w:t>
+        <w:t>.print</w:t>
+      </w:r>
+      <w:proofErr w:type="spellEnd"/>
+      <w:r>
+        <w:rPr>
+          <w:rFonts w:ascii="Consolas" w:hAnsi="Consolas" w:cs="Consolas"/>
+          <w:color w:val="000000"/>
+          <w:sz w:val="22"/>
+          <w:szCs w:val="22"/>
+        </w:rPr>
+        <w:t>(</w:t>
       </w:r>
       <w:r>
         <w:rPr>
@@ -2131,6 +2295,7 @@
         </w:rPr>
         <w:t xml:space="preserve">        </w:t>
       </w:r>
+      <w:proofErr w:type="spellStart"/>
       <w:r>
         <w:rPr>
           <w:rFonts w:ascii="Consolas" w:hAnsi="Consolas" w:cs="Consolas"/>
@@ -2142,6 +2307,7 @@
         </w:rPr>
         <w:t>int</w:t>
       </w:r>
+      <w:proofErr w:type="spellEnd"/>
       <w:r>
         <w:rPr>
           <w:rFonts w:ascii="Consolas" w:hAnsi="Consolas" w:cs="Consolas"/>
@@ -2169,6 +2335,8 @@
         </w:rPr>
         <w:t>=</w:t>
       </w:r>
+      <w:proofErr w:type="spellStart"/>
+      <w:proofErr w:type="gramStart"/>
       <w:r>
         <w:rPr>
           <w:rFonts w:ascii="Consolas" w:hAnsi="Consolas" w:cs="Consolas"/>
@@ -2185,7 +2353,18 @@
           <w:sz w:val="22"/>
           <w:szCs w:val="22"/>
         </w:rPr>
-        <w:t>.nextInt();</w:t>
+        <w:t>.nextInt</w:t>
+      </w:r>
+      <w:proofErr w:type="spellEnd"/>
+      <w:proofErr w:type="gramEnd"/>
+      <w:r>
+        <w:rPr>
+          <w:rFonts w:ascii="Consolas" w:hAnsi="Consolas" w:cs="Consolas"/>
+          <w:color w:val="000000"/>
+          <w:sz w:val="22"/>
+          <w:szCs w:val="22"/>
+        </w:rPr>
+        <w:t>();</w:t>
       </w:r>
     </w:p>
     <w:p>
@@ -2209,7 +2388,17 @@
           <w:sz w:val="22"/>
           <w:szCs w:val="22"/>
         </w:rPr>
-        <w:t xml:space="preserve">        System.</w:t>
+        <w:t xml:space="preserve">        </w:t>
+      </w:r>
+      <w:proofErr w:type="spellStart"/>
+      <w:r>
+        <w:rPr>
+          <w:rFonts w:ascii="Consolas" w:hAnsi="Consolas" w:cs="Consolas"/>
+          <w:color w:val="000000"/>
+          <w:sz w:val="22"/>
+          <w:szCs w:val="22"/>
+        </w:rPr>
+        <w:t>System.</w:t>
       </w:r>
       <w:r>
         <w:rPr>
@@ -2231,7 +2420,17 @@
           <w:sz w:val="22"/>
           <w:szCs w:val="22"/>
         </w:rPr>
-        <w:t>.print(</w:t>
+        <w:t>.print</w:t>
+      </w:r>
+      <w:proofErr w:type="spellEnd"/>
+      <w:r>
+        <w:rPr>
+          <w:rFonts w:ascii="Consolas" w:hAnsi="Consolas" w:cs="Consolas"/>
+          <w:color w:val="000000"/>
+          <w:sz w:val="22"/>
+          <w:szCs w:val="22"/>
+        </w:rPr>
+        <w:t>(</w:t>
       </w:r>
       <w:r>
         <w:rPr>
@@ -2240,7 +2439,27 @@
           <w:sz w:val="22"/>
           <w:szCs w:val="22"/>
         </w:rPr>
-        <w:t>"indica el segundor número; "</w:t>
+        <w:t xml:space="preserve">"indica el </w:t>
+      </w:r>
+      <w:proofErr w:type="spellStart"/>
+      <w:r>
+        <w:rPr>
+          <w:rFonts w:ascii="Consolas" w:hAnsi="Consolas" w:cs="Consolas"/>
+          <w:color w:val="2A00FF"/>
+          <w:sz w:val="22"/>
+          <w:szCs w:val="22"/>
+        </w:rPr>
+        <w:t>segundor</w:t>
+      </w:r>
+      <w:proofErr w:type="spellEnd"/>
+      <w:r>
+        <w:rPr>
+          <w:rFonts w:ascii="Consolas" w:hAnsi="Consolas" w:cs="Consolas"/>
+          <w:color w:val="2A00FF"/>
+          <w:sz w:val="22"/>
+          <w:szCs w:val="22"/>
+        </w:rPr>
+        <w:t xml:space="preserve"> número; "</w:t>
       </w:r>
       <w:r>
         <w:rPr>
@@ -2275,6 +2494,7 @@
         </w:rPr>
         <w:t xml:space="preserve">        </w:t>
       </w:r>
+      <w:proofErr w:type="spellStart"/>
       <w:r>
         <w:rPr>
           <w:rFonts w:ascii="Consolas" w:hAnsi="Consolas" w:cs="Consolas"/>
@@ -2286,6 +2506,7 @@
         </w:rPr>
         <w:t>int</w:t>
       </w:r>
+      <w:proofErr w:type="spellEnd"/>
       <w:r>
         <w:rPr>
           <w:rFonts w:ascii="Consolas" w:hAnsi="Consolas" w:cs="Consolas"/>
@@ -2313,6 +2534,8 @@
         </w:rPr>
         <w:t>=</w:t>
       </w:r>
+      <w:proofErr w:type="spellStart"/>
+      <w:proofErr w:type="gramStart"/>
       <w:r>
         <w:rPr>
           <w:rFonts w:ascii="Consolas" w:hAnsi="Consolas" w:cs="Consolas"/>
@@ -2329,7 +2552,18 @@
           <w:sz w:val="22"/>
           <w:szCs w:val="22"/>
         </w:rPr>
-        <w:t>.nextInt();</w:t>
+        <w:t>.nextInt</w:t>
+      </w:r>
+      <w:proofErr w:type="spellEnd"/>
+      <w:proofErr w:type="gramEnd"/>
+      <w:r>
+        <w:rPr>
+          <w:rFonts w:ascii="Consolas" w:hAnsi="Consolas" w:cs="Consolas"/>
+          <w:color w:val="000000"/>
+          <w:sz w:val="22"/>
+          <w:szCs w:val="22"/>
+        </w:rPr>
+        <w:t>();</w:t>
       </w:r>
     </w:p>
     <w:p>
@@ -2362,8 +2596,19 @@
           <w:sz w:val="22"/>
           <w:szCs w:val="22"/>
         </w:rPr>
-        <w:t>//invocamos los diferentes metodos</w:t>
-      </w:r>
+        <w:t xml:space="preserve">//invocamos los diferentes </w:t>
+      </w:r>
+      <w:proofErr w:type="spellStart"/>
+      <w:r>
+        <w:rPr>
+          <w:rFonts w:ascii="Consolas" w:hAnsi="Consolas" w:cs="Consolas"/>
+          <w:color w:val="3F7F5F"/>
+          <w:sz w:val="22"/>
+          <w:szCs w:val="22"/>
+        </w:rPr>
+        <w:t>metodos</w:t>
+      </w:r>
+      <w:proofErr w:type="spellEnd"/>
     </w:p>
     <w:p>
       <w:pPr>
@@ -2386,7 +2631,17 @@
           <w:sz w:val="22"/>
           <w:szCs w:val="22"/>
         </w:rPr>
-        <w:t xml:space="preserve">        System.</w:t>
+        <w:t xml:space="preserve">        </w:t>
+      </w:r>
+      <w:proofErr w:type="spellStart"/>
+      <w:r>
+        <w:rPr>
+          <w:rFonts w:ascii="Consolas" w:hAnsi="Consolas" w:cs="Consolas"/>
+          <w:color w:val="000000"/>
+          <w:sz w:val="22"/>
+          <w:szCs w:val="22"/>
+        </w:rPr>
+        <w:t>System.</w:t>
       </w:r>
       <w:r>
         <w:rPr>
@@ -2408,7 +2663,17 @@
           <w:sz w:val="22"/>
           <w:szCs w:val="22"/>
         </w:rPr>
-        <w:t>.println(</w:t>
+        <w:t>.println</w:t>
+      </w:r>
+      <w:proofErr w:type="spellEnd"/>
+      <w:r>
+        <w:rPr>
+          <w:rFonts w:ascii="Consolas" w:hAnsi="Consolas" w:cs="Consolas"/>
+          <w:color w:val="000000"/>
+          <w:sz w:val="22"/>
+          <w:szCs w:val="22"/>
+        </w:rPr>
+        <w:t>(</w:t>
       </w:r>
       <w:r>
         <w:rPr>
@@ -2428,6 +2693,7 @@
         </w:rPr>
         <w:t xml:space="preserve"> + </w:t>
       </w:r>
+      <w:proofErr w:type="gramStart"/>
       <w:r>
         <w:rPr>
           <w:rFonts w:ascii="Consolas" w:hAnsi="Consolas" w:cs="Consolas"/>
@@ -2448,6 +2714,7 @@
         </w:rPr>
         <w:t>(</w:t>
       </w:r>
+      <w:proofErr w:type="gramEnd"/>
       <w:r>
         <w:rPr>
           <w:rFonts w:ascii="Consolas" w:hAnsi="Consolas" w:cs="Consolas"/>
@@ -2506,7 +2773,17 @@
           <w:sz w:val="22"/>
           <w:szCs w:val="22"/>
         </w:rPr>
-        <w:t xml:space="preserve">        System.</w:t>
+        <w:t xml:space="preserve">        </w:t>
+      </w:r>
+      <w:proofErr w:type="spellStart"/>
+      <w:r>
+        <w:rPr>
+          <w:rFonts w:ascii="Consolas" w:hAnsi="Consolas" w:cs="Consolas"/>
+          <w:color w:val="000000"/>
+          <w:sz w:val="22"/>
+          <w:szCs w:val="22"/>
+        </w:rPr>
+        <w:t>System.</w:t>
       </w:r>
       <w:r>
         <w:rPr>
@@ -2528,7 +2805,17 @@
           <w:sz w:val="22"/>
           <w:szCs w:val="22"/>
         </w:rPr>
-        <w:t>.println(</w:t>
+        <w:t>.println</w:t>
+      </w:r>
+      <w:proofErr w:type="spellEnd"/>
+      <w:r>
+        <w:rPr>
+          <w:rFonts w:ascii="Consolas" w:hAnsi="Consolas" w:cs="Consolas"/>
+          <w:color w:val="000000"/>
+          <w:sz w:val="22"/>
+          <w:szCs w:val="22"/>
+        </w:rPr>
+        <w:t>(</w:t>
       </w:r>
       <w:r>
         <w:rPr>
@@ -2548,6 +2835,7 @@
         </w:rPr>
         <w:t xml:space="preserve"> + </w:t>
       </w:r>
+      <w:proofErr w:type="gramStart"/>
       <w:r>
         <w:rPr>
           <w:rFonts w:ascii="Consolas" w:hAnsi="Consolas" w:cs="Consolas"/>
@@ -2568,6 +2856,7 @@
         </w:rPr>
         <w:t>(</w:t>
       </w:r>
+      <w:proofErr w:type="gramEnd"/>
       <w:r>
         <w:rPr>
           <w:rFonts w:ascii="Consolas" w:hAnsi="Consolas" w:cs="Consolas"/>
@@ -2626,7 +2915,17 @@
           <w:sz w:val="22"/>
           <w:szCs w:val="22"/>
         </w:rPr>
-        <w:t xml:space="preserve">        System.</w:t>
+        <w:t xml:space="preserve">        </w:t>
+      </w:r>
+      <w:proofErr w:type="spellStart"/>
+      <w:r>
+        <w:rPr>
+          <w:rFonts w:ascii="Consolas" w:hAnsi="Consolas" w:cs="Consolas"/>
+          <w:color w:val="000000"/>
+          <w:sz w:val="22"/>
+          <w:szCs w:val="22"/>
+        </w:rPr>
+        <w:t>System.</w:t>
       </w:r>
       <w:r>
         <w:rPr>
@@ -2648,7 +2947,17 @@
           <w:sz w:val="22"/>
           <w:szCs w:val="22"/>
         </w:rPr>
-        <w:t>.println(</w:t>
+        <w:t>.println</w:t>
+      </w:r>
+      <w:proofErr w:type="spellEnd"/>
+      <w:r>
+        <w:rPr>
+          <w:rFonts w:ascii="Consolas" w:hAnsi="Consolas" w:cs="Consolas"/>
+          <w:color w:val="000000"/>
+          <w:sz w:val="22"/>
+          <w:szCs w:val="22"/>
+        </w:rPr>
+        <w:t>(</w:t>
       </w:r>
       <w:r>
         <w:rPr>
@@ -2668,6 +2977,7 @@
         </w:rPr>
         <w:t xml:space="preserve"> + </w:t>
       </w:r>
+      <w:proofErr w:type="gramStart"/>
       <w:r>
         <w:rPr>
           <w:rFonts w:ascii="Consolas" w:hAnsi="Consolas" w:cs="Consolas"/>
@@ -2688,6 +2998,7 @@
         </w:rPr>
         <w:t>(</w:t>
       </w:r>
+      <w:proofErr w:type="gramEnd"/>
       <w:r>
         <w:rPr>
           <w:rFonts w:ascii="Consolas" w:hAnsi="Consolas" w:cs="Consolas"/>
@@ -2746,7 +3057,17 @@
           <w:sz w:val="22"/>
           <w:szCs w:val="22"/>
         </w:rPr>
-        <w:t xml:space="preserve">        System.</w:t>
+        <w:t xml:space="preserve">        </w:t>
+      </w:r>
+      <w:proofErr w:type="spellStart"/>
+      <w:r>
+        <w:rPr>
+          <w:rFonts w:ascii="Consolas" w:hAnsi="Consolas" w:cs="Consolas"/>
+          <w:color w:val="000000"/>
+          <w:sz w:val="22"/>
+          <w:szCs w:val="22"/>
+        </w:rPr>
+        <w:t>System.</w:t>
       </w:r>
       <w:r>
         <w:rPr>
@@ -2768,7 +3089,17 @@
           <w:sz w:val="22"/>
           <w:szCs w:val="22"/>
         </w:rPr>
-        <w:t>.println(</w:t>
+        <w:t>.println</w:t>
+      </w:r>
+      <w:proofErr w:type="spellEnd"/>
+      <w:r>
+        <w:rPr>
+          <w:rFonts w:ascii="Consolas" w:hAnsi="Consolas" w:cs="Consolas"/>
+          <w:color w:val="000000"/>
+          <w:sz w:val="22"/>
+          <w:szCs w:val="22"/>
+        </w:rPr>
+        <w:t>(</w:t>
       </w:r>
       <w:r>
         <w:rPr>
@@ -2788,6 +3119,8 @@
         </w:rPr>
         <w:t xml:space="preserve"> + </w:t>
       </w:r>
+      <w:proofErr w:type="spellStart"/>
+      <w:proofErr w:type="gramStart"/>
       <w:r>
         <w:rPr>
           <w:rFonts w:ascii="Consolas" w:hAnsi="Consolas" w:cs="Consolas"/>
@@ -2799,6 +3132,7 @@
         </w:rPr>
         <w:t>division</w:t>
       </w:r>
+      <w:proofErr w:type="spellEnd"/>
       <w:r>
         <w:rPr>
           <w:rFonts w:ascii="Consolas" w:hAnsi="Consolas" w:cs="Consolas"/>
@@ -2808,6 +3142,7 @@
         </w:rPr>
         <w:t>(</w:t>
       </w:r>
+      <w:proofErr w:type="gramEnd"/>
       <w:r>
         <w:rPr>
           <w:rFonts w:ascii="Consolas" w:hAnsi="Consolas" w:cs="Consolas"/>
@@ -2899,7 +3234,27 @@
           <w:sz w:val="22"/>
           <w:szCs w:val="22"/>
         </w:rPr>
-        <w:t>// métodos static, no necesitan instanciar una clase.</w:t>
+        <w:t xml:space="preserve">// métodos </w:t>
+      </w:r>
+      <w:proofErr w:type="spellStart"/>
+      <w:r>
+        <w:rPr>
+          <w:rFonts w:ascii="Consolas" w:hAnsi="Consolas" w:cs="Consolas"/>
+          <w:color w:val="3F7F5F"/>
+          <w:sz w:val="22"/>
+          <w:szCs w:val="22"/>
+        </w:rPr>
+        <w:t>static</w:t>
+      </w:r>
+      <w:proofErr w:type="spellEnd"/>
+      <w:r>
+        <w:rPr>
+          <w:rFonts w:ascii="Consolas" w:hAnsi="Consolas" w:cs="Consolas"/>
+          <w:color w:val="3F7F5F"/>
+          <w:sz w:val="22"/>
+          <w:szCs w:val="22"/>
+        </w:rPr>
+        <w:t>, no necesitan instanciar una clase.</w:t>
       </w:r>
     </w:p>
     <w:p>
@@ -2990,8 +3345,32 @@
           <w:szCs w:val="22"/>
           <w:lang w:val="en-GB"/>
         </w:rPr>
-        <w:t xml:space="preserve"> suma(</w:t>
-      </w:r>
+        <w:t xml:space="preserve"> </w:t>
+      </w:r>
+      <w:proofErr w:type="spellStart"/>
+      <w:proofErr w:type="gramStart"/>
+      <w:r>
+        <w:rPr>
+          <w:rFonts w:ascii="Consolas" w:hAnsi="Consolas" w:cs="Consolas"/>
+          <w:color w:val="000000"/>
+          <w:sz w:val="22"/>
+          <w:szCs w:val="22"/>
+          <w:lang w:val="en-GB"/>
+        </w:rPr>
+        <w:t>suma</w:t>
+      </w:r>
+      <w:proofErr w:type="spellEnd"/>
+      <w:r>
+        <w:rPr>
+          <w:rFonts w:ascii="Consolas" w:hAnsi="Consolas" w:cs="Consolas"/>
+          <w:color w:val="000000"/>
+          <w:sz w:val="22"/>
+          <w:szCs w:val="22"/>
+          <w:lang w:val="en-GB"/>
+        </w:rPr>
+        <w:t>(</w:t>
+      </w:r>
+      <w:proofErr w:type="gramEnd"/>
       <w:r>
         <w:rPr>
           <w:rFonts w:ascii="Consolas" w:hAnsi="Consolas" w:cs="Consolas"/>
@@ -3296,8 +3675,32 @@
           <w:szCs w:val="22"/>
           <w:lang w:val="en-GB"/>
         </w:rPr>
-        <w:t xml:space="preserve"> resta(</w:t>
-      </w:r>
+        <w:t xml:space="preserve"> </w:t>
+      </w:r>
+      <w:proofErr w:type="spellStart"/>
+      <w:proofErr w:type="gramStart"/>
+      <w:r>
+        <w:rPr>
+          <w:rFonts w:ascii="Consolas" w:hAnsi="Consolas" w:cs="Consolas"/>
+          <w:color w:val="000000"/>
+          <w:sz w:val="22"/>
+          <w:szCs w:val="22"/>
+          <w:lang w:val="en-GB"/>
+        </w:rPr>
+        <w:t>resta</w:t>
+      </w:r>
+      <w:proofErr w:type="spellEnd"/>
+      <w:r>
+        <w:rPr>
+          <w:rFonts w:ascii="Consolas" w:hAnsi="Consolas" w:cs="Consolas"/>
+          <w:color w:val="000000"/>
+          <w:sz w:val="22"/>
+          <w:szCs w:val="22"/>
+          <w:lang w:val="en-GB"/>
+        </w:rPr>
+        <w:t>(</w:t>
+      </w:r>
+      <w:proofErr w:type="gramEnd"/>
       <w:r>
         <w:rPr>
           <w:rFonts w:ascii="Consolas" w:hAnsi="Consolas" w:cs="Consolas"/>
@@ -3602,8 +4005,32 @@
           <w:szCs w:val="22"/>
           <w:lang w:val="en-GB"/>
         </w:rPr>
-        <w:t xml:space="preserve"> producto(</w:t>
-      </w:r>
+        <w:t xml:space="preserve"> </w:t>
+      </w:r>
+      <w:proofErr w:type="spellStart"/>
+      <w:proofErr w:type="gramStart"/>
+      <w:r>
+        <w:rPr>
+          <w:rFonts w:ascii="Consolas" w:hAnsi="Consolas" w:cs="Consolas"/>
+          <w:color w:val="000000"/>
+          <w:sz w:val="22"/>
+          <w:szCs w:val="22"/>
+          <w:lang w:val="en-GB"/>
+        </w:rPr>
+        <w:t>producto</w:t>
+      </w:r>
+      <w:proofErr w:type="spellEnd"/>
+      <w:r>
+        <w:rPr>
+          <w:rFonts w:ascii="Consolas" w:hAnsi="Consolas" w:cs="Consolas"/>
+          <w:color w:val="000000"/>
+          <w:sz w:val="22"/>
+          <w:szCs w:val="22"/>
+          <w:lang w:val="en-GB"/>
+        </w:rPr>
+        <w:t>(</w:t>
+      </w:r>
+      <w:proofErr w:type="gramEnd"/>
       <w:r>
         <w:rPr>
           <w:rFonts w:ascii="Consolas" w:hAnsi="Consolas" w:cs="Consolas"/>
@@ -3908,8 +4335,20 @@
           <w:szCs w:val="22"/>
           <w:lang w:val="en-GB"/>
         </w:rPr>
-        <w:t xml:space="preserve"> division(</w:t>
-      </w:r>
+        <w:t xml:space="preserve"> </w:t>
+      </w:r>
+      <w:proofErr w:type="gramStart"/>
+      <w:r>
+        <w:rPr>
+          <w:rFonts w:ascii="Consolas" w:hAnsi="Consolas" w:cs="Consolas"/>
+          <w:color w:val="000000"/>
+          <w:sz w:val="22"/>
+          <w:szCs w:val="22"/>
+          <w:lang w:val="en-GB"/>
+        </w:rPr>
+        <w:t>division(</w:t>
+      </w:r>
+      <w:proofErr w:type="gramEnd"/>
       <w:r>
         <w:rPr>
           <w:rFonts w:ascii="Consolas" w:hAnsi="Consolas" w:cs="Consolas"/>
@@ -4019,6 +4458,7 @@
         </w:rPr>
         <w:t xml:space="preserve">        </w:t>
       </w:r>
+      <w:proofErr w:type="spellStart"/>
       <w:r>
         <w:rPr>
           <w:rFonts w:ascii="Consolas" w:hAnsi="Consolas" w:cs="Consolas"/>
@@ -4030,6 +4470,7 @@
         </w:rPr>
         <w:t>return</w:t>
       </w:r>
+      <w:proofErr w:type="spellEnd"/>
       <w:r>
         <w:rPr>
           <w:rFonts w:ascii="Consolas" w:hAnsi="Consolas" w:cs="Consolas"/>
@@ -4169,9 +4610,14 @@
       </w:pPr>
       <w:bookmarkStart w:id="1" w:name="_Toc124872255"/>
       <w:r>
-        <w:t>Número capicuo</w:t>
+        <w:t xml:space="preserve">Número </w:t>
+      </w:r>
+      <w:proofErr w:type="spellStart"/>
+      <w:r>
+        <w:t>capicuo</w:t>
       </w:r>
       <w:bookmarkEnd w:id="1"/>
+      <w:proofErr w:type="spellEnd"/>
     </w:p>
     <w:p>
       <w:pPr>
@@ -4202,13 +4648,41 @@
         </w:rPr>
         <w:t xml:space="preserve">, utilizando métodos. </w:t>
       </w:r>
-      <w:r>
-        <w:rPr>
-          <w:sz w:val="22"/>
-          <w:szCs w:val="22"/>
-          <w:lang w:val="en-GB"/>
-        </w:rPr>
-        <w:t>Posible solución.</w:t>
+      <w:proofErr w:type="spellStart"/>
+      <w:r>
+        <w:rPr>
+          <w:sz w:val="22"/>
+          <w:szCs w:val="22"/>
+          <w:lang w:val="en-GB"/>
+        </w:rPr>
+        <w:t>Posible</w:t>
+      </w:r>
+      <w:proofErr w:type="spellEnd"/>
+      <w:r>
+        <w:rPr>
+          <w:sz w:val="22"/>
+          <w:szCs w:val="22"/>
+          <w:lang w:val="en-GB"/>
+        </w:rPr>
+        <w:t xml:space="preserve"> </w:t>
+      </w:r>
+      <w:proofErr w:type="spellStart"/>
+      <w:r>
+        <w:rPr>
+          <w:sz w:val="22"/>
+          <w:szCs w:val="22"/>
+          <w:lang w:val="en-GB"/>
+        </w:rPr>
+        <w:t>solución</w:t>
+      </w:r>
+      <w:proofErr w:type="spellEnd"/>
+      <w:r>
+        <w:rPr>
+          <w:sz w:val="22"/>
+          <w:szCs w:val="22"/>
+          <w:lang w:val="en-GB"/>
+        </w:rPr>
+        <w:t>.</w:t>
       </w:r>
     </w:p>
     <w:p>
@@ -4226,7 +4700,25 @@
           <w:szCs w:val="22"/>
           <w:lang w:val="en-GB"/>
         </w:rPr>
-        <w:t>public class ClaseCapicua {</w:t>
+        <w:t xml:space="preserve">public class </w:t>
+      </w:r>
+      <w:proofErr w:type="spellStart"/>
+      <w:r>
+        <w:rPr>
+          <w:sz w:val="22"/>
+          <w:szCs w:val="22"/>
+          <w:lang w:val="en-GB"/>
+        </w:rPr>
+        <w:t>ClaseCapicua</w:t>
+      </w:r>
+      <w:proofErr w:type="spellEnd"/>
+      <w:r>
+        <w:rPr>
+          <w:sz w:val="22"/>
+          <w:szCs w:val="22"/>
+          <w:lang w:val="en-GB"/>
+        </w:rPr>
+        <w:t xml:space="preserve"> {</w:t>
       </w:r>
     </w:p>
     <w:p>
@@ -4246,7 +4738,43 @@
         </w:rPr>
         <w:lastRenderedPageBreak/>
         <w:tab/>
-        <w:t>public static void main (String[] args) {</w:t>
+        <w:t>public static void main (</w:t>
+      </w:r>
+      <w:proofErr w:type="gramStart"/>
+      <w:r>
+        <w:rPr>
+          <w:sz w:val="22"/>
+          <w:szCs w:val="22"/>
+          <w:lang w:val="en-GB"/>
+        </w:rPr>
+        <w:t>String[</w:t>
+      </w:r>
+      <w:proofErr w:type="gramEnd"/>
+      <w:r>
+        <w:rPr>
+          <w:sz w:val="22"/>
+          <w:szCs w:val="22"/>
+          <w:lang w:val="en-GB"/>
+        </w:rPr>
+        <w:t xml:space="preserve">] </w:t>
+      </w:r>
+      <w:proofErr w:type="spellStart"/>
+      <w:r>
+        <w:rPr>
+          <w:sz w:val="22"/>
+          <w:szCs w:val="22"/>
+          <w:lang w:val="en-GB"/>
+        </w:rPr>
+        <w:t>args</w:t>
+      </w:r>
+      <w:proofErr w:type="spellEnd"/>
+      <w:r>
+        <w:rPr>
+          <w:sz w:val="22"/>
+          <w:szCs w:val="22"/>
+          <w:lang w:val="en-GB"/>
+        </w:rPr>
+        <w:t>) {</w:t>
       </w:r>
     </w:p>
     <w:p>
@@ -4284,7 +4812,42 @@
           <w:lang w:val="en-GB"/>
         </w:rPr>
         <w:tab/>
-        <w:t>System.out.println(esCapicua(a));</w:t>
+      </w:r>
+      <w:proofErr w:type="spellStart"/>
+      <w:r>
+        <w:rPr>
+          <w:sz w:val="22"/>
+          <w:szCs w:val="22"/>
+          <w:lang w:val="en-GB"/>
+        </w:rPr>
+        <w:t>System.out.println</w:t>
+      </w:r>
+      <w:proofErr w:type="spellEnd"/>
+      <w:r>
+        <w:rPr>
+          <w:sz w:val="22"/>
+          <w:szCs w:val="22"/>
+          <w:lang w:val="en-GB"/>
+        </w:rPr>
+        <w:t>(</w:t>
+      </w:r>
+      <w:proofErr w:type="spellStart"/>
+      <w:r>
+        <w:rPr>
+          <w:sz w:val="22"/>
+          <w:szCs w:val="22"/>
+          <w:lang w:val="en-GB"/>
+        </w:rPr>
+        <w:t>esCapicua</w:t>
+      </w:r>
+      <w:proofErr w:type="spellEnd"/>
+      <w:r>
+        <w:rPr>
+          <w:sz w:val="22"/>
+          <w:szCs w:val="22"/>
+          <w:lang w:val="en-GB"/>
+        </w:rPr>
+        <w:t>(a));</w:t>
       </w:r>
       <w:r>
         <w:rPr>
@@ -4330,7 +4893,53 @@
           <w:lang w:val="en-GB"/>
         </w:rPr>
         <w:tab/>
-        <w:t>public static boolean esCapicua(int x) {</w:t>
+        <w:t xml:space="preserve">public static </w:t>
+      </w:r>
+      <w:proofErr w:type="spellStart"/>
+      <w:r>
+        <w:rPr>
+          <w:sz w:val="22"/>
+          <w:szCs w:val="22"/>
+          <w:lang w:val="en-GB"/>
+        </w:rPr>
+        <w:t>boolean</w:t>
+      </w:r>
+      <w:proofErr w:type="spellEnd"/>
+      <w:r>
+        <w:rPr>
+          <w:sz w:val="22"/>
+          <w:szCs w:val="22"/>
+          <w:lang w:val="en-GB"/>
+        </w:rPr>
+        <w:t xml:space="preserve"> </w:t>
+      </w:r>
+      <w:proofErr w:type="spellStart"/>
+      <w:proofErr w:type="gramStart"/>
+      <w:r>
+        <w:rPr>
+          <w:sz w:val="22"/>
+          <w:szCs w:val="22"/>
+          <w:lang w:val="en-GB"/>
+        </w:rPr>
+        <w:t>esCapicua</w:t>
+      </w:r>
+      <w:proofErr w:type="spellEnd"/>
+      <w:r>
+        <w:rPr>
+          <w:sz w:val="22"/>
+          <w:szCs w:val="22"/>
+          <w:lang w:val="en-GB"/>
+        </w:rPr>
+        <w:t>(</w:t>
+      </w:r>
+      <w:proofErr w:type="gramEnd"/>
+      <w:r>
+        <w:rPr>
+          <w:sz w:val="22"/>
+          <w:szCs w:val="22"/>
+          <w:lang w:val="en-GB"/>
+        </w:rPr>
+        <w:t>int x) {</w:t>
       </w:r>
     </w:p>
     <w:p>
@@ -4357,7 +4966,42 @@
           <w:lang w:val="en-GB"/>
         </w:rPr>
         <w:tab/>
-        <w:t>boolean capicua=false;</w:t>
+      </w:r>
+      <w:proofErr w:type="spellStart"/>
+      <w:r>
+        <w:rPr>
+          <w:sz w:val="22"/>
+          <w:szCs w:val="22"/>
+          <w:lang w:val="en-GB"/>
+        </w:rPr>
+        <w:t>boolean</w:t>
+      </w:r>
+      <w:proofErr w:type="spellEnd"/>
+      <w:r>
+        <w:rPr>
+          <w:sz w:val="22"/>
+          <w:szCs w:val="22"/>
+          <w:lang w:val="en-GB"/>
+        </w:rPr>
+        <w:t xml:space="preserve"> </w:t>
+      </w:r>
+      <w:proofErr w:type="spellStart"/>
+      <w:r>
+        <w:rPr>
+          <w:sz w:val="22"/>
+          <w:szCs w:val="22"/>
+          <w:lang w:val="en-GB"/>
+        </w:rPr>
+        <w:t>capicua</w:t>
+      </w:r>
+      <w:proofErr w:type="spellEnd"/>
+      <w:r>
+        <w:rPr>
+          <w:sz w:val="22"/>
+          <w:szCs w:val="22"/>
+          <w:lang w:val="en-GB"/>
+        </w:rPr>
+        <w:t>=false;</w:t>
       </w:r>
     </w:p>
     <w:p>
@@ -4411,7 +5055,24 @@
           <w:lang w:val="en-GB"/>
         </w:rPr>
         <w:tab/>
-        <w:t>capicua=true;</w:t>
+      </w:r>
+      <w:proofErr w:type="spellStart"/>
+      <w:r>
+        <w:rPr>
+          <w:sz w:val="22"/>
+          <w:szCs w:val="22"/>
+          <w:lang w:val="en-GB"/>
+        </w:rPr>
+        <w:t>capicua</w:t>
+      </w:r>
+      <w:proofErr w:type="spellEnd"/>
+      <w:r>
+        <w:rPr>
+          <w:sz w:val="22"/>
+          <w:szCs w:val="22"/>
+          <w:lang w:val="en-GB"/>
+        </w:rPr>
+        <w:t>=true;</w:t>
       </w:r>
     </w:p>
     <w:p>
@@ -4438,7 +5099,24 @@
           <w:lang w:val="en-GB"/>
         </w:rPr>
         <w:tab/>
-        <w:t>}else{</w:t>
+      </w:r>
+      <w:proofErr w:type="gramStart"/>
+      <w:r>
+        <w:rPr>
+          <w:sz w:val="22"/>
+          <w:szCs w:val="22"/>
+          <w:lang w:val="en-GB"/>
+        </w:rPr>
+        <w:t>}else</w:t>
+      </w:r>
+      <w:proofErr w:type="gramEnd"/>
+      <w:r>
+        <w:rPr>
+          <w:sz w:val="22"/>
+          <w:szCs w:val="22"/>
+          <w:lang w:val="en-GB"/>
+        </w:rPr>
+        <w:t>{</w:t>
       </w:r>
     </w:p>
     <w:p>
@@ -4473,7 +5151,24 @@
           <w:lang w:val="en-GB"/>
         </w:rPr>
         <w:tab/>
-        <w:t>capicua=false;</w:t>
+      </w:r>
+      <w:proofErr w:type="spellStart"/>
+      <w:r>
+        <w:rPr>
+          <w:sz w:val="22"/>
+          <w:szCs w:val="22"/>
+          <w:lang w:val="en-GB"/>
+        </w:rPr>
+        <w:t>capicua</w:t>
+      </w:r>
+      <w:proofErr w:type="spellEnd"/>
+      <w:r>
+        <w:rPr>
+          <w:sz w:val="22"/>
+          <w:szCs w:val="22"/>
+          <w:lang w:val="en-GB"/>
+        </w:rPr>
+        <w:t>=false;</w:t>
       </w:r>
     </w:p>
     <w:p>
@@ -4527,7 +5222,25 @@
           <w:lang w:val="en-GB"/>
         </w:rPr>
         <w:tab/>
-        <w:t>return capicua;</w:t>
+        <w:t xml:space="preserve">return </w:t>
+      </w:r>
+      <w:proofErr w:type="spellStart"/>
+      <w:r>
+        <w:rPr>
+          <w:sz w:val="22"/>
+          <w:szCs w:val="22"/>
+          <w:lang w:val="en-GB"/>
+        </w:rPr>
+        <w:t>capicua</w:t>
+      </w:r>
+      <w:proofErr w:type="spellEnd"/>
+      <w:r>
+        <w:rPr>
+          <w:sz w:val="22"/>
+          <w:szCs w:val="22"/>
+          <w:lang w:val="en-GB"/>
+        </w:rPr>
+        <w:t>;</w:t>
       </w:r>
     </w:p>
     <w:p>
@@ -4577,6 +5290,47 @@
           <w:szCs w:val="22"/>
         </w:rPr>
       </w:pPr>
+      <w:r>
+        <w:rPr>
+          <w:sz w:val="22"/>
+          <w:szCs w:val="22"/>
+        </w:rPr>
+        <w:drawing>
+          <wp:inline distT="0" distB="0" distL="0" distR="0" wp14:anchorId="296F24BE" wp14:editId="27E1534F">
+            <wp:extent cx="2257740" cy="933580"/>
+            <wp:effectExtent l="0" t="0" r="9525" b="0"/>
+            <wp:docPr id="1113330803" name="Imagen 1"/>
+            <wp:cNvGraphicFramePr>
+              <a:graphicFrameLocks xmlns:a="http://schemas.openxmlformats.org/drawingml/2006/main" noChangeAspect="1"/>
+            </wp:cNvGraphicFramePr>
+            <a:graphic xmlns:a="http://schemas.openxmlformats.org/drawingml/2006/main">
+              <a:graphicData uri="http://schemas.openxmlformats.org/drawingml/2006/picture">
+                <pic:pic xmlns:pic="http://schemas.openxmlformats.org/drawingml/2006/picture">
+                  <pic:nvPicPr>
+                    <pic:cNvPr id="1113330803" name=""/>
+                    <pic:cNvPicPr/>
+                  </pic:nvPicPr>
+                  <pic:blipFill>
+                    <a:blip r:embed="rId14"/>
+                    <a:stretch>
+                      <a:fillRect/>
+                    </a:stretch>
+                  </pic:blipFill>
+                  <pic:spPr>
+                    <a:xfrm>
+                      <a:off x="0" y="0"/>
+                      <a:ext cx="2257740" cy="933580"/>
+                    </a:xfrm>
+                    <a:prstGeom prst="rect">
+                      <a:avLst/>
+                    </a:prstGeom>
+                  </pic:spPr>
+                </pic:pic>
+              </a:graphicData>
+            </a:graphic>
+          </wp:inline>
+        </w:drawing>
+      </w:r>
     </w:p>
     <w:p>
       <w:pPr>
@@ -4610,6 +5364,146 @@
           <w:szCs w:val="22"/>
         </w:rPr>
       </w:pPr>
+      <w:r>
+        <w:rPr>
+          <w:sz w:val="22"/>
+          <w:szCs w:val="22"/>
+        </w:rPr>
+        <w:drawing>
+          <wp:inline distT="0" distB="0" distL="0" distR="0" wp14:anchorId="2026E724" wp14:editId="0F7E213B">
+            <wp:extent cx="4067743" cy="3181794"/>
+            <wp:effectExtent l="0" t="0" r="9525" b="0"/>
+            <wp:docPr id="295238756" name="Imagen 1"/>
+            <wp:cNvGraphicFramePr>
+              <a:graphicFrameLocks xmlns:a="http://schemas.openxmlformats.org/drawingml/2006/main" noChangeAspect="1"/>
+            </wp:cNvGraphicFramePr>
+            <a:graphic xmlns:a="http://schemas.openxmlformats.org/drawingml/2006/main">
+              <a:graphicData uri="http://schemas.openxmlformats.org/drawingml/2006/picture">
+                <pic:pic xmlns:pic="http://schemas.openxmlformats.org/drawingml/2006/picture">
+                  <pic:nvPicPr>
+                    <pic:cNvPr id="295238756" name=""/>
+                    <pic:cNvPicPr/>
+                  </pic:nvPicPr>
+                  <pic:blipFill>
+                    <a:blip r:embed="rId15"/>
+                    <a:stretch>
+                      <a:fillRect/>
+                    </a:stretch>
+                  </pic:blipFill>
+                  <pic:spPr>
+                    <a:xfrm>
+                      <a:off x="0" y="0"/>
+                      <a:ext cx="4067743" cy="3181794"/>
+                    </a:xfrm>
+                    <a:prstGeom prst="rect">
+                      <a:avLst/>
+                    </a:prstGeom>
+                  </pic:spPr>
+                </pic:pic>
+              </a:graphicData>
+            </a:graphic>
+          </wp:inline>
+        </w:drawing>
+      </w:r>
+    </w:p>
+    <w:p>
+      <w:pPr>
+        <w:rPr>
+          <w:sz w:val="22"/>
+          <w:szCs w:val="22"/>
+        </w:rPr>
+      </w:pPr>
+      <w:r>
+        <w:rPr>
+          <w:sz w:val="22"/>
+          <w:szCs w:val="22"/>
+        </w:rPr>
+        <w:lastRenderedPageBreak/>
+        <w:drawing>
+          <wp:inline distT="0" distB="0" distL="0" distR="0" wp14:anchorId="05DE0098" wp14:editId="30C967BD">
+            <wp:extent cx="3524742" cy="2848373"/>
+            <wp:effectExtent l="0" t="0" r="0" b="9525"/>
+            <wp:docPr id="957567809" name="Imagen 1"/>
+            <wp:cNvGraphicFramePr>
+              <a:graphicFrameLocks xmlns:a="http://schemas.openxmlformats.org/drawingml/2006/main" noChangeAspect="1"/>
+            </wp:cNvGraphicFramePr>
+            <a:graphic xmlns:a="http://schemas.openxmlformats.org/drawingml/2006/main">
+              <a:graphicData uri="http://schemas.openxmlformats.org/drawingml/2006/picture">
+                <pic:pic xmlns:pic="http://schemas.openxmlformats.org/drawingml/2006/picture">
+                  <pic:nvPicPr>
+                    <pic:cNvPr id="957567809" name=""/>
+                    <pic:cNvPicPr/>
+                  </pic:nvPicPr>
+                  <pic:blipFill>
+                    <a:blip r:embed="rId16"/>
+                    <a:stretch>
+                      <a:fillRect/>
+                    </a:stretch>
+                  </pic:blipFill>
+                  <pic:spPr>
+                    <a:xfrm>
+                      <a:off x="0" y="0"/>
+                      <a:ext cx="3524742" cy="2848373"/>
+                    </a:xfrm>
+                    <a:prstGeom prst="rect">
+                      <a:avLst/>
+                    </a:prstGeom>
+                  </pic:spPr>
+                </pic:pic>
+              </a:graphicData>
+            </a:graphic>
+          </wp:inline>
+        </w:drawing>
+      </w:r>
+    </w:p>
+    <w:p>
+      <w:pPr>
+        <w:rPr>
+          <w:sz w:val="22"/>
+          <w:szCs w:val="22"/>
+        </w:rPr>
+      </w:pPr>
+      <w:r>
+        <w:rPr>
+          <w:sz w:val="22"/>
+          <w:szCs w:val="22"/>
+        </w:rPr>
+        <w:drawing>
+          <wp:inline distT="0" distB="0" distL="0" distR="0" wp14:anchorId="6CD38F55" wp14:editId="0B2E9A5B">
+            <wp:extent cx="2514951" cy="619211"/>
+            <wp:effectExtent l="0" t="0" r="0" b="9525"/>
+            <wp:docPr id="484774978" name="Imagen 1"/>
+            <wp:cNvGraphicFramePr>
+              <a:graphicFrameLocks xmlns:a="http://schemas.openxmlformats.org/drawingml/2006/main" noChangeAspect="1"/>
+            </wp:cNvGraphicFramePr>
+            <a:graphic xmlns:a="http://schemas.openxmlformats.org/drawingml/2006/main">
+              <a:graphicData uri="http://schemas.openxmlformats.org/drawingml/2006/picture">
+                <pic:pic xmlns:pic="http://schemas.openxmlformats.org/drawingml/2006/picture">
+                  <pic:nvPicPr>
+                    <pic:cNvPr id="484774978" name=""/>
+                    <pic:cNvPicPr/>
+                  </pic:nvPicPr>
+                  <pic:blipFill>
+                    <a:blip r:embed="rId17"/>
+                    <a:stretch>
+                      <a:fillRect/>
+                    </a:stretch>
+                  </pic:blipFill>
+                  <pic:spPr>
+                    <a:xfrm>
+                      <a:off x="0" y="0"/>
+                      <a:ext cx="2514951" cy="619211"/>
+                    </a:xfrm>
+                    <a:prstGeom prst="rect">
+                      <a:avLst/>
+                    </a:prstGeom>
+                  </pic:spPr>
+                </pic:pic>
+              </a:graphicData>
+            </a:graphic>
+          </wp:inline>
+        </w:drawing>
+      </w:r>
     </w:p>
     <w:p>
       <w:pPr>
@@ -4652,12 +5546,25 @@
     </w:p>
     <w:p>
       <w:pPr>
+        <w:rPr>
+          <w:sz w:val="22"/>
+          <w:szCs w:val="22"/>
+        </w:rPr>
+      </w:pPr>
+    </w:p>
+    <w:p>
+      <w:pPr>
         <w:pStyle w:val="Ttulo1"/>
       </w:pPr>
       <w:bookmarkStart w:id="4" w:name="_Toc124872258"/>
       <w:r>
-        <w:t>Usuario y password</w:t>
-      </w:r>
+        <w:t xml:space="preserve">Usuario y </w:t>
+      </w:r>
+      <w:proofErr w:type="spellStart"/>
+      <w:r>
+        <w:t>password</w:t>
+      </w:r>
+      <w:proofErr w:type="spellEnd"/>
       <w:r>
         <w:t>.</w:t>
       </w:r>
@@ -4665,7 +5572,31 @@
     </w:p>
     <w:p>
       <w:r>
-        <w:t>Crea un ejercicio que me pida el usuario y el password, controla con un método que el password, sea de un mínimo de 8 caracteres, y otro para el password que no sea igual al usuario.</w:t>
+        <w:t xml:space="preserve">Crea un ejercicio que me pida el usuario y el </w:t>
+      </w:r>
+      <w:proofErr w:type="spellStart"/>
+      <w:r>
+        <w:t>password</w:t>
+      </w:r>
+      <w:proofErr w:type="spellEnd"/>
+      <w:r>
+        <w:t xml:space="preserve">, controla con un método que el </w:t>
+      </w:r>
+      <w:proofErr w:type="spellStart"/>
+      <w:r>
+        <w:t>password</w:t>
+      </w:r>
+      <w:proofErr w:type="spellEnd"/>
+      <w:r>
+        <w:t xml:space="preserve">, sea de un mínimo de 8 caracteres, y otro para el </w:t>
+      </w:r>
+      <w:proofErr w:type="spellStart"/>
+      <w:r>
+        <w:t>password</w:t>
+      </w:r>
+      <w:proofErr w:type="spellEnd"/>
+      <w:r>
+        <w:t xml:space="preserve"> que no sea igual al usuario.</w:t>
       </w:r>
     </w:p>
     <w:p>
@@ -4686,7 +5617,15 @@
         <w:t>A través de métodos, crea una aplicación que me calcule si un número es primo.</w:t>
       </w:r>
       <w:r>
-        <w:t xml:space="preserve"> Siguiendo este módelo:</w:t>
+        <w:t xml:space="preserve"> Siguiendo este </w:t>
+      </w:r>
+      <w:proofErr w:type="spellStart"/>
+      <w:r>
+        <w:t>módelo</w:t>
+      </w:r>
+      <w:proofErr w:type="spellEnd"/>
+      <w:r>
+        <w:t>:</w:t>
       </w:r>
     </w:p>
     <w:p>
@@ -4703,6 +5642,7 @@
           <w:szCs w:val="22"/>
         </w:rPr>
       </w:pPr>
+      <w:proofErr w:type="spellStart"/>
       <w:r>
         <w:rPr>
           <w:rFonts w:ascii="Consolas" w:hAnsi="Consolas" w:cs="Consolas"/>
@@ -4714,14 +5654,46 @@
         </w:rPr>
         <w:t>import</w:t>
       </w:r>
-      <w:r>
-        <w:rPr>
-          <w:rFonts w:ascii="Consolas" w:hAnsi="Consolas" w:cs="Consolas"/>
-          <w:color w:val="000000"/>
-          <w:sz w:val="22"/>
-          <w:szCs w:val="22"/>
-        </w:rPr>
-        <w:t xml:space="preserve"> java.util.Scanner;</w:t>
+      <w:proofErr w:type="spellEnd"/>
+      <w:r>
+        <w:rPr>
+          <w:rFonts w:ascii="Consolas" w:hAnsi="Consolas" w:cs="Consolas"/>
+          <w:color w:val="000000"/>
+          <w:sz w:val="22"/>
+          <w:szCs w:val="22"/>
+        </w:rPr>
+        <w:t xml:space="preserve"> </w:t>
+      </w:r>
+      <w:proofErr w:type="spellStart"/>
+      <w:proofErr w:type="gramStart"/>
+      <w:r>
+        <w:rPr>
+          <w:rFonts w:ascii="Consolas" w:hAnsi="Consolas" w:cs="Consolas"/>
+          <w:color w:val="000000"/>
+          <w:sz w:val="22"/>
+          <w:szCs w:val="22"/>
+        </w:rPr>
+        <w:t>java.util</w:t>
+      </w:r>
+      <w:proofErr w:type="gramEnd"/>
+      <w:r>
+        <w:rPr>
+          <w:rFonts w:ascii="Consolas" w:hAnsi="Consolas" w:cs="Consolas"/>
+          <w:color w:val="000000"/>
+          <w:sz w:val="22"/>
+          <w:szCs w:val="22"/>
+        </w:rPr>
+        <w:t>.Scanner</w:t>
+      </w:r>
+      <w:proofErr w:type="spellEnd"/>
+      <w:r>
+        <w:rPr>
+          <w:rFonts w:ascii="Consolas" w:hAnsi="Consolas" w:cs="Consolas"/>
+          <w:color w:val="000000"/>
+          <w:sz w:val="22"/>
+          <w:szCs w:val="22"/>
+        </w:rPr>
+        <w:t>;</w:t>
       </w:r>
     </w:p>
     <w:p>
@@ -4893,6 +5865,7 @@
           <w:szCs w:val="22"/>
         </w:rPr>
       </w:pPr>
+      <w:proofErr w:type="spellStart"/>
       <w:r>
         <w:rPr>
           <w:rFonts w:ascii="Consolas" w:hAnsi="Consolas" w:cs="Consolas"/>
@@ -4904,6 +5877,7 @@
         </w:rPr>
         <w:t>public</w:t>
       </w:r>
+      <w:proofErr w:type="spellEnd"/>
       <w:r>
         <w:rPr>
           <w:rFonts w:ascii="Consolas" w:hAnsi="Consolas" w:cs="Consolas"/>
@@ -4913,6 +5887,7 @@
         </w:rPr>
         <w:t xml:space="preserve"> </w:t>
       </w:r>
+      <w:proofErr w:type="spellStart"/>
       <w:r>
         <w:rPr>
           <w:rFonts w:ascii="Consolas" w:hAnsi="Consolas" w:cs="Consolas"/>
@@ -4924,14 +5899,35 @@
         </w:rPr>
         <w:t>class</w:t>
       </w:r>
-      <w:r>
-        <w:rPr>
-          <w:rFonts w:ascii="Consolas" w:hAnsi="Consolas" w:cs="Consolas"/>
-          <w:color w:val="000000"/>
-          <w:sz w:val="22"/>
-          <w:szCs w:val="22"/>
-        </w:rPr>
-        <w:t xml:space="preserve"> NumeroPrimoConFuncion {</w:t>
+      <w:proofErr w:type="spellEnd"/>
+      <w:r>
+        <w:rPr>
+          <w:rFonts w:ascii="Consolas" w:hAnsi="Consolas" w:cs="Consolas"/>
+          <w:color w:val="000000"/>
+          <w:sz w:val="22"/>
+          <w:szCs w:val="22"/>
+        </w:rPr>
+        <w:t xml:space="preserve"> </w:t>
+      </w:r>
+      <w:proofErr w:type="spellStart"/>
+      <w:r>
+        <w:rPr>
+          <w:rFonts w:ascii="Consolas" w:hAnsi="Consolas" w:cs="Consolas"/>
+          <w:color w:val="000000"/>
+          <w:sz w:val="22"/>
+          <w:szCs w:val="22"/>
+        </w:rPr>
+        <w:t>NumeroPrimoConFuncion</w:t>
+      </w:r>
+      <w:proofErr w:type="spellEnd"/>
+      <w:r>
+        <w:rPr>
+          <w:rFonts w:ascii="Consolas" w:hAnsi="Consolas" w:cs="Consolas"/>
+          <w:color w:val="000000"/>
+          <w:sz w:val="22"/>
+          <w:szCs w:val="22"/>
+        </w:rPr>
+        <w:t xml:space="preserve"> {</w:t>
       </w:r>
     </w:p>
     <w:p>
@@ -4955,7 +5951,6 @@
           <w:sz w:val="22"/>
           <w:szCs w:val="22"/>
         </w:rPr>
-        <w:lastRenderedPageBreak/>
         <w:tab/>
       </w:r>
       <w:r>
@@ -5056,8 +6051,31 @@
           <w:szCs w:val="22"/>
           <w:lang w:val="en-GB"/>
         </w:rPr>
-        <w:t xml:space="preserve"> main(String[] </w:t>
-      </w:r>
+        <w:t xml:space="preserve"> </w:t>
+      </w:r>
+      <w:proofErr w:type="gramStart"/>
+      <w:r>
+        <w:rPr>
+          <w:rFonts w:ascii="Consolas" w:hAnsi="Consolas" w:cs="Consolas"/>
+          <w:color w:val="000000"/>
+          <w:sz w:val="22"/>
+          <w:szCs w:val="22"/>
+          <w:lang w:val="en-GB"/>
+        </w:rPr>
+        <w:t>main(String[</w:t>
+      </w:r>
+      <w:proofErr w:type="gramEnd"/>
+      <w:r>
+        <w:rPr>
+          <w:rFonts w:ascii="Consolas" w:hAnsi="Consolas" w:cs="Consolas"/>
+          <w:color w:val="000000"/>
+          <w:sz w:val="22"/>
+          <w:szCs w:val="22"/>
+          <w:lang w:val="en-GB"/>
+        </w:rPr>
+        <w:t xml:space="preserve">] </w:t>
+      </w:r>
+      <w:proofErr w:type="spellStart"/>
       <w:r>
         <w:rPr>
           <w:rFonts w:ascii="Consolas" w:hAnsi="Consolas" w:cs="Consolas"/>
@@ -5068,6 +6086,7 @@
         </w:rPr>
         <w:t>args</w:t>
       </w:r>
+      <w:proofErr w:type="spellEnd"/>
       <w:r>
         <w:rPr>
           <w:rFonts w:ascii="Consolas" w:hAnsi="Consolas" w:cs="Consolas"/>
@@ -5156,7 +6175,29 @@
           <w:szCs w:val="22"/>
           <w:lang w:val="en-GB"/>
         </w:rPr>
-        <w:t xml:space="preserve"> Scanner(System.</w:t>
+        <w:t xml:space="preserve"> </w:t>
+      </w:r>
+      <w:proofErr w:type="gramStart"/>
+      <w:r>
+        <w:rPr>
+          <w:rFonts w:ascii="Consolas" w:hAnsi="Consolas" w:cs="Consolas"/>
+          <w:color w:val="000000"/>
+          <w:sz w:val="22"/>
+          <w:szCs w:val="22"/>
+          <w:lang w:val="en-GB"/>
+        </w:rPr>
+        <w:t>Scanner(</w:t>
+      </w:r>
+      <w:proofErr w:type="gramEnd"/>
+      <w:r>
+        <w:rPr>
+          <w:rFonts w:ascii="Consolas" w:hAnsi="Consolas" w:cs="Consolas"/>
+          <w:color w:val="000000"/>
+          <w:sz w:val="22"/>
+          <w:szCs w:val="22"/>
+          <w:lang w:val="en-GB"/>
+        </w:rPr>
+        <w:t>System.</w:t>
       </w:r>
       <w:r>
         <w:rPr>
@@ -5217,6 +6258,7 @@
         </w:rPr>
         <w:tab/>
       </w:r>
+      <w:proofErr w:type="spellStart"/>
       <w:r>
         <w:rPr>
           <w:rFonts w:ascii="Consolas" w:hAnsi="Consolas" w:cs="Consolas"/>
@@ -5246,7 +6288,17 @@
           <w:sz w:val="22"/>
           <w:szCs w:val="22"/>
         </w:rPr>
-        <w:t>.print(</w:t>
+        <w:t>.print</w:t>
+      </w:r>
+      <w:proofErr w:type="spellEnd"/>
+      <w:r>
+        <w:rPr>
+          <w:rFonts w:ascii="Consolas" w:hAnsi="Consolas" w:cs="Consolas"/>
+          <w:color w:val="000000"/>
+          <w:sz w:val="22"/>
+          <w:szCs w:val="22"/>
+        </w:rPr>
+        <w:t>(</w:t>
       </w:r>
       <w:r>
         <w:rPr>
@@ -5340,7 +6392,18 @@
           <w:szCs w:val="22"/>
           <w:lang w:val="en-GB"/>
         </w:rPr>
-        <w:t xml:space="preserve"> = Integer.</w:t>
+        <w:t xml:space="preserve"> = </w:t>
+      </w:r>
+      <w:proofErr w:type="spellStart"/>
+      <w:r>
+        <w:rPr>
+          <w:rFonts w:ascii="Consolas" w:hAnsi="Consolas" w:cs="Consolas"/>
+          <w:color w:val="000000"/>
+          <w:sz w:val="22"/>
+          <w:szCs w:val="22"/>
+          <w:lang w:val="en-GB"/>
+        </w:rPr>
+        <w:t>Integer.</w:t>
       </w:r>
       <w:r>
         <w:rPr>
@@ -5354,6 +6417,7 @@
         </w:rPr>
         <w:t>parseInt</w:t>
       </w:r>
+      <w:proofErr w:type="spellEnd"/>
       <w:r>
         <w:rPr>
           <w:rFonts w:ascii="Consolas" w:hAnsi="Consolas" w:cs="Consolas"/>
@@ -5364,6 +6428,8 @@
         </w:rPr>
         <w:t>(</w:t>
       </w:r>
+      <w:proofErr w:type="spellStart"/>
+      <w:proofErr w:type="gramStart"/>
       <w:r>
         <w:rPr>
           <w:rFonts w:ascii="Consolas" w:hAnsi="Consolas" w:cs="Consolas"/>
@@ -5382,7 +6448,19 @@
           <w:szCs w:val="22"/>
           <w:lang w:val="en-GB"/>
         </w:rPr>
-        <w:t>.nextLine());</w:t>
+        <w:t>.nextLine</w:t>
+      </w:r>
+      <w:proofErr w:type="spellEnd"/>
+      <w:proofErr w:type="gramEnd"/>
+      <w:r>
+        <w:rPr>
+          <w:rFonts w:ascii="Consolas" w:hAnsi="Consolas" w:cs="Consolas"/>
+          <w:color w:val="000000"/>
+          <w:sz w:val="22"/>
+          <w:szCs w:val="22"/>
+          <w:lang w:val="en-GB"/>
+        </w:rPr>
+        <w:t>());</w:t>
       </w:r>
     </w:p>
     <w:p>
@@ -5445,6 +6523,7 @@
         </w:rPr>
         <w:tab/>
       </w:r>
+      <w:proofErr w:type="spellStart"/>
       <w:r>
         <w:rPr>
           <w:rFonts w:ascii="Consolas" w:hAnsi="Consolas" w:cs="Consolas"/>
@@ -5456,6 +6535,7 @@
         </w:rPr>
         <w:t>if</w:t>
       </w:r>
+      <w:proofErr w:type="spellEnd"/>
       <w:r>
         <w:rPr>
           <w:rFonts w:ascii="Consolas" w:hAnsi="Consolas" w:cs="Consolas"/>
@@ -5465,6 +6545,7 @@
         </w:rPr>
         <w:t xml:space="preserve"> (</w:t>
       </w:r>
+      <w:proofErr w:type="spellStart"/>
       <w:r>
         <w:rPr>
           <w:rFonts w:ascii="Consolas" w:hAnsi="Consolas" w:cs="Consolas"/>
@@ -5476,6 +6557,7 @@
         </w:rPr>
         <w:t>esPrimo</w:t>
       </w:r>
+      <w:proofErr w:type="spellEnd"/>
       <w:r>
         <w:rPr>
           <w:rFonts w:ascii="Consolas" w:hAnsi="Consolas" w:cs="Consolas"/>
@@ -5564,6 +6646,15 @@
           <w:szCs w:val="22"/>
         </w:rPr>
         <w:tab/>
+      </w:r>
+      <w:proofErr w:type="spellStart"/>
+      <w:r>
+        <w:rPr>
+          <w:rFonts w:ascii="Consolas" w:hAnsi="Consolas" w:cs="Consolas"/>
+          <w:color w:val="000000"/>
+          <w:sz w:val="22"/>
+          <w:szCs w:val="22"/>
+        </w:rPr>
         <w:t>System.</w:t>
       </w:r>
       <w:r>
@@ -5586,7 +6677,17 @@
           <w:sz w:val="22"/>
           <w:szCs w:val="22"/>
         </w:rPr>
-        <w:t>.println(</w:t>
+        <w:t>.println</w:t>
+      </w:r>
+      <w:proofErr w:type="spellEnd"/>
+      <w:r>
+        <w:rPr>
+          <w:rFonts w:ascii="Consolas" w:hAnsi="Consolas" w:cs="Consolas"/>
+          <w:color w:val="000000"/>
+          <w:sz w:val="22"/>
+          <w:szCs w:val="22"/>
+        </w:rPr>
+        <w:t>(</w:t>
       </w:r>
       <w:r>
         <w:rPr>
@@ -5664,6 +6765,7 @@
           <w:sz w:val="22"/>
           <w:szCs w:val="22"/>
         </w:rPr>
+        <w:lastRenderedPageBreak/>
         <w:tab/>
       </w:r>
       <w:r>
@@ -5676,6 +6778,7 @@
         <w:tab/>
         <w:t xml:space="preserve">} </w:t>
       </w:r>
+      <w:proofErr w:type="spellStart"/>
       <w:r>
         <w:rPr>
           <w:rFonts w:ascii="Consolas" w:hAnsi="Consolas" w:cs="Consolas"/>
@@ -5687,6 +6790,7 @@
         </w:rPr>
         <w:t>else</w:t>
       </w:r>
+      <w:proofErr w:type="spellEnd"/>
       <w:r>
         <w:rPr>
           <w:rFonts w:ascii="Consolas" w:hAnsi="Consolas" w:cs="Consolas"/>
@@ -5737,6 +6841,15 @@
           <w:szCs w:val="22"/>
         </w:rPr>
         <w:tab/>
+      </w:r>
+      <w:proofErr w:type="spellStart"/>
+      <w:r>
+        <w:rPr>
+          <w:rFonts w:ascii="Consolas" w:hAnsi="Consolas" w:cs="Consolas"/>
+          <w:color w:val="000000"/>
+          <w:sz w:val="22"/>
+          <w:szCs w:val="22"/>
+        </w:rPr>
         <w:t>System.</w:t>
       </w:r>
       <w:r>
@@ -5759,7 +6872,17 @@
           <w:sz w:val="22"/>
           <w:szCs w:val="22"/>
         </w:rPr>
-        <w:t>.println(</w:t>
+        <w:t>.println</w:t>
+      </w:r>
+      <w:proofErr w:type="spellEnd"/>
+      <w:r>
+        <w:rPr>
+          <w:rFonts w:ascii="Consolas" w:hAnsi="Consolas" w:cs="Consolas"/>
+          <w:color w:val="000000"/>
+          <w:sz w:val="22"/>
+          <w:szCs w:val="22"/>
+        </w:rPr>
+        <w:t>(</w:t>
       </w:r>
       <w:r>
         <w:rPr>
@@ -6170,7 +7293,27 @@
           <w:sz w:val="22"/>
           <w:szCs w:val="22"/>
         </w:rPr>
-        <w:t>&lt;code&gt;</w:t>
+        <w:t>&lt;</w:t>
+      </w:r>
+      <w:proofErr w:type="spellStart"/>
+      <w:r>
+        <w:rPr>
+          <w:rFonts w:ascii="Consolas" w:hAnsi="Consolas" w:cs="Consolas"/>
+          <w:color w:val="7F7F9F"/>
+          <w:sz w:val="22"/>
+          <w:szCs w:val="22"/>
+        </w:rPr>
+        <w:t>code</w:t>
+      </w:r>
+      <w:proofErr w:type="spellEnd"/>
+      <w:r>
+        <w:rPr>
+          <w:rFonts w:ascii="Consolas" w:hAnsi="Consolas" w:cs="Consolas"/>
+          <w:color w:val="7F7F9F"/>
+          <w:sz w:val="22"/>
+          <w:szCs w:val="22"/>
+        </w:rPr>
+        <w:t>&gt;</w:t>
       </w:r>
       <w:r>
         <w:rPr>
@@ -6188,7 +7331,27 @@
           <w:sz w:val="22"/>
           <w:szCs w:val="22"/>
         </w:rPr>
-        <w:t>&lt;/code&gt;</w:t>
+        <w:t>&lt;/</w:t>
+      </w:r>
+      <w:proofErr w:type="spellStart"/>
+      <w:r>
+        <w:rPr>
+          <w:rFonts w:ascii="Consolas" w:hAnsi="Consolas" w:cs="Consolas"/>
+          <w:color w:val="7F7F9F"/>
+          <w:sz w:val="22"/>
+          <w:szCs w:val="22"/>
+        </w:rPr>
+        <w:t>code</w:t>
+      </w:r>
+      <w:proofErr w:type="spellEnd"/>
+      <w:r>
+        <w:rPr>
+          <w:rFonts w:ascii="Consolas" w:hAnsi="Consolas" w:cs="Consolas"/>
+          <w:color w:val="7F7F9F"/>
+          <w:sz w:val="22"/>
+          <w:szCs w:val="22"/>
+        </w:rPr>
+        <w:t>&gt;</w:t>
       </w:r>
       <w:r>
         <w:rPr>
@@ -6251,7 +7414,27 @@
           <w:sz w:val="22"/>
           <w:szCs w:val="22"/>
         </w:rPr>
-        <w:t>&lt;code&gt;</w:t>
+        <w:t>&lt;</w:t>
+      </w:r>
+      <w:proofErr w:type="spellStart"/>
+      <w:r>
+        <w:rPr>
+          <w:rFonts w:ascii="Consolas" w:hAnsi="Consolas" w:cs="Consolas"/>
+          <w:color w:val="7F7F9F"/>
+          <w:sz w:val="22"/>
+          <w:szCs w:val="22"/>
+        </w:rPr>
+        <w:t>code</w:t>
+      </w:r>
+      <w:proofErr w:type="spellEnd"/>
+      <w:r>
+        <w:rPr>
+          <w:rFonts w:ascii="Consolas" w:hAnsi="Consolas" w:cs="Consolas"/>
+          <w:color w:val="7F7F9F"/>
+          <w:sz w:val="22"/>
+          <w:szCs w:val="22"/>
+        </w:rPr>
+        <w:t>&gt;</w:t>
       </w:r>
       <w:r>
         <w:rPr>
@@ -6269,7 +7452,27 @@
           <w:sz w:val="22"/>
           <w:szCs w:val="22"/>
         </w:rPr>
-        <w:t>&lt;/code&gt;</w:t>
+        <w:t>&lt;/</w:t>
+      </w:r>
+      <w:proofErr w:type="spellStart"/>
+      <w:r>
+        <w:rPr>
+          <w:rFonts w:ascii="Consolas" w:hAnsi="Consolas" w:cs="Consolas"/>
+          <w:color w:val="7F7F9F"/>
+          <w:sz w:val="22"/>
+          <w:szCs w:val="22"/>
+        </w:rPr>
+        <w:t>code</w:t>
+      </w:r>
+      <w:proofErr w:type="spellEnd"/>
+      <w:r>
+        <w:rPr>
+          <w:rFonts w:ascii="Consolas" w:hAnsi="Consolas" w:cs="Consolas"/>
+          <w:color w:val="7F7F9F"/>
+          <w:sz w:val="22"/>
+          <w:szCs w:val="22"/>
+        </w:rPr>
+        <w:t>&gt;</w:t>
       </w:r>
       <w:r>
         <w:rPr>
@@ -6353,6 +7556,7 @@
         </w:rPr>
         <w:tab/>
       </w:r>
+      <w:proofErr w:type="spellStart"/>
       <w:r>
         <w:rPr>
           <w:rFonts w:ascii="Consolas" w:hAnsi="Consolas" w:cs="Consolas"/>
@@ -6364,6 +7568,7 @@
         </w:rPr>
         <w:t>public</w:t>
       </w:r>
+      <w:proofErr w:type="spellEnd"/>
       <w:r>
         <w:rPr>
           <w:rFonts w:ascii="Consolas" w:hAnsi="Consolas" w:cs="Consolas"/>
@@ -6373,6 +7578,7 @@
         </w:rPr>
         <w:t xml:space="preserve"> </w:t>
       </w:r>
+      <w:proofErr w:type="spellStart"/>
       <w:r>
         <w:rPr>
           <w:rFonts w:ascii="Consolas" w:hAnsi="Consolas" w:cs="Consolas"/>
@@ -6384,6 +7590,7 @@
         </w:rPr>
         <w:t>static</w:t>
       </w:r>
+      <w:proofErr w:type="spellEnd"/>
       <w:r>
         <w:rPr>
           <w:rFonts w:ascii="Consolas" w:hAnsi="Consolas" w:cs="Consolas"/>
@@ -6393,6 +7600,7 @@
         </w:rPr>
         <w:t xml:space="preserve"> </w:t>
       </w:r>
+      <w:proofErr w:type="spellStart"/>
       <w:r>
         <w:rPr>
           <w:rFonts w:ascii="Consolas" w:hAnsi="Consolas" w:cs="Consolas"/>
@@ -6404,15 +7612,39 @@
         </w:rPr>
         <w:t>boolean</w:t>
       </w:r>
-      <w:r>
-        <w:rPr>
-          <w:rFonts w:ascii="Consolas" w:hAnsi="Consolas" w:cs="Consolas"/>
-          <w:color w:val="000000"/>
-          <w:sz w:val="22"/>
-          <w:szCs w:val="22"/>
-        </w:rPr>
-        <w:t xml:space="preserve"> esPrimo(</w:t>
-      </w:r>
+      <w:proofErr w:type="spellEnd"/>
+      <w:r>
+        <w:rPr>
+          <w:rFonts w:ascii="Consolas" w:hAnsi="Consolas" w:cs="Consolas"/>
+          <w:color w:val="000000"/>
+          <w:sz w:val="22"/>
+          <w:szCs w:val="22"/>
+        </w:rPr>
+        <w:t xml:space="preserve"> </w:t>
+      </w:r>
+      <w:proofErr w:type="spellStart"/>
+      <w:proofErr w:type="gramStart"/>
+      <w:r>
+        <w:rPr>
+          <w:rFonts w:ascii="Consolas" w:hAnsi="Consolas" w:cs="Consolas"/>
+          <w:color w:val="000000"/>
+          <w:sz w:val="22"/>
+          <w:szCs w:val="22"/>
+        </w:rPr>
+        <w:t>esPrimo</w:t>
+      </w:r>
+      <w:proofErr w:type="spellEnd"/>
+      <w:r>
+        <w:rPr>
+          <w:rFonts w:ascii="Consolas" w:hAnsi="Consolas" w:cs="Consolas"/>
+          <w:color w:val="000000"/>
+          <w:sz w:val="22"/>
+          <w:szCs w:val="22"/>
+        </w:rPr>
+        <w:t>(</w:t>
+      </w:r>
+      <w:proofErr w:type="spellStart"/>
+      <w:proofErr w:type="gramEnd"/>
       <w:r>
         <w:rPr>
           <w:rFonts w:ascii="Consolas" w:hAnsi="Consolas" w:cs="Consolas"/>
@@ -6424,6 +7656,7 @@
         </w:rPr>
         <w:t>int</w:t>
       </w:r>
+      <w:proofErr w:type="spellEnd"/>
       <w:r>
         <w:rPr>
           <w:rFonts w:ascii="Consolas" w:hAnsi="Consolas" w:cs="Consolas"/>
@@ -6449,7 +7682,17 @@
           <w:sz w:val="22"/>
           <w:szCs w:val="22"/>
         </w:rPr>
-        <w:t xml:space="preserve">) { </w:t>
+        <w:t xml:space="preserve">) </w:t>
+      </w:r>
+      <w:proofErr w:type="gramStart"/>
+      <w:r>
+        <w:rPr>
+          <w:rFonts w:ascii="Consolas" w:hAnsi="Consolas" w:cs="Consolas"/>
+          <w:color w:val="000000"/>
+          <w:sz w:val="22"/>
+          <w:szCs w:val="22"/>
+        </w:rPr>
+        <w:t xml:space="preserve">{ </w:t>
       </w:r>
       <w:r>
         <w:rPr>
@@ -6458,7 +7701,57 @@
           <w:sz w:val="22"/>
           <w:szCs w:val="22"/>
         </w:rPr>
-        <w:t>//static significa que no hay que crear ningun objeto para invocarla</w:t>
+        <w:t>/</w:t>
+      </w:r>
+      <w:proofErr w:type="gramEnd"/>
+      <w:r>
+        <w:rPr>
+          <w:rFonts w:ascii="Consolas" w:hAnsi="Consolas" w:cs="Consolas"/>
+          <w:color w:val="3F7F5F"/>
+          <w:sz w:val="22"/>
+          <w:szCs w:val="22"/>
+        </w:rPr>
+        <w:t>/</w:t>
+      </w:r>
+      <w:proofErr w:type="spellStart"/>
+      <w:r>
+        <w:rPr>
+          <w:rFonts w:ascii="Consolas" w:hAnsi="Consolas" w:cs="Consolas"/>
+          <w:color w:val="3F7F5F"/>
+          <w:sz w:val="22"/>
+          <w:szCs w:val="22"/>
+        </w:rPr>
+        <w:t>static</w:t>
+      </w:r>
+      <w:proofErr w:type="spellEnd"/>
+      <w:r>
+        <w:rPr>
+          <w:rFonts w:ascii="Consolas" w:hAnsi="Consolas" w:cs="Consolas"/>
+          <w:color w:val="3F7F5F"/>
+          <w:sz w:val="22"/>
+          <w:szCs w:val="22"/>
+        </w:rPr>
+        <w:t xml:space="preserve"> significa que no hay que crear </w:t>
+      </w:r>
+      <w:proofErr w:type="spellStart"/>
+      <w:r>
+        <w:rPr>
+          <w:rFonts w:ascii="Consolas" w:hAnsi="Consolas" w:cs="Consolas"/>
+          <w:color w:val="3F7F5F"/>
+          <w:sz w:val="22"/>
+          <w:szCs w:val="22"/>
+        </w:rPr>
+        <w:t>ningun</w:t>
+      </w:r>
+      <w:proofErr w:type="spellEnd"/>
+      <w:r>
+        <w:rPr>
+          <w:rFonts w:ascii="Consolas" w:hAnsi="Consolas" w:cs="Consolas"/>
+          <w:color w:val="3F7F5F"/>
+          <w:sz w:val="22"/>
+          <w:szCs w:val="22"/>
+        </w:rPr>
+        <w:t xml:space="preserve"> objeto para invocarla</w:t>
       </w:r>
     </w:p>
     <w:p>
@@ -6538,6 +7831,7 @@
         </w:rPr>
         <w:t xml:space="preserve"> </w:t>
       </w:r>
+      <w:proofErr w:type="spellStart"/>
       <w:r>
         <w:rPr>
           <w:rFonts w:ascii="Consolas" w:hAnsi="Consolas" w:cs="Consolas"/>
@@ -6548,6 +7842,7 @@
         </w:rPr>
         <w:t>i</w:t>
       </w:r>
+      <w:proofErr w:type="spellEnd"/>
       <w:r>
         <w:rPr>
           <w:rFonts w:ascii="Consolas" w:hAnsi="Consolas" w:cs="Consolas"/>
@@ -6558,6 +7853,7 @@
         </w:rPr>
         <w:t xml:space="preserve"> = 2; </w:t>
       </w:r>
+      <w:proofErr w:type="spellStart"/>
       <w:r>
         <w:rPr>
           <w:rFonts w:ascii="Consolas" w:hAnsi="Consolas" w:cs="Consolas"/>
@@ -6568,6 +7864,7 @@
         </w:rPr>
         <w:t>i</w:t>
       </w:r>
+      <w:proofErr w:type="spellEnd"/>
       <w:r>
         <w:rPr>
           <w:rFonts w:ascii="Consolas" w:hAnsi="Consolas" w:cs="Consolas"/>
@@ -6598,6 +7895,7 @@
         </w:rPr>
         <w:t xml:space="preserve">; </w:t>
       </w:r>
+      <w:proofErr w:type="spellStart"/>
       <w:r>
         <w:rPr>
           <w:rFonts w:ascii="Consolas" w:hAnsi="Consolas" w:cs="Consolas"/>
@@ -6608,6 +7906,7 @@
         </w:rPr>
         <w:t>i</w:t>
       </w:r>
+      <w:proofErr w:type="spellEnd"/>
       <w:r>
         <w:rPr>
           <w:rFonts w:ascii="Consolas" w:hAnsi="Consolas" w:cs="Consolas"/>
@@ -6706,6 +8005,7 @@
         </w:rPr>
         <w:t xml:space="preserve"> % </w:t>
       </w:r>
+      <w:proofErr w:type="spellStart"/>
       <w:r>
         <w:rPr>
           <w:rFonts w:ascii="Consolas" w:hAnsi="Consolas" w:cs="Consolas"/>
@@ -6716,6 +8016,7 @@
         </w:rPr>
         <w:t>i</w:t>
       </w:r>
+      <w:proofErr w:type="spellEnd"/>
       <w:r>
         <w:rPr>
           <w:rFonts w:ascii="Consolas" w:hAnsi="Consolas" w:cs="Consolas"/>
@@ -6947,6 +8248,7 @@
         </w:rPr>
         <w:tab/>
       </w:r>
+      <w:proofErr w:type="spellStart"/>
       <w:r>
         <w:rPr>
           <w:rFonts w:ascii="Consolas" w:hAnsi="Consolas" w:cs="Consolas"/>
@@ -6958,6 +8260,7 @@
         </w:rPr>
         <w:t>return</w:t>
       </w:r>
+      <w:proofErr w:type="spellEnd"/>
       <w:r>
         <w:rPr>
           <w:rFonts w:ascii="Consolas" w:hAnsi="Consolas" w:cs="Consolas"/>
@@ -7094,6 +8397,7 @@
           <w:szCs w:val="22"/>
         </w:rPr>
       </w:pPr>
+      <w:proofErr w:type="spellStart"/>
       <w:r>
         <w:rPr>
           <w:rFonts w:ascii="Consolas" w:hAnsi="Consolas" w:cs="Consolas"/>
@@ -7105,14 +8409,46 @@
         </w:rPr>
         <w:t>import</w:t>
       </w:r>
-      <w:r>
-        <w:rPr>
-          <w:rFonts w:ascii="Consolas" w:hAnsi="Consolas" w:cs="Consolas"/>
-          <w:color w:val="000000"/>
-          <w:sz w:val="22"/>
-          <w:szCs w:val="22"/>
-        </w:rPr>
-        <w:t xml:space="preserve"> java.util.Scanner;</w:t>
+      <w:proofErr w:type="spellEnd"/>
+      <w:r>
+        <w:rPr>
+          <w:rFonts w:ascii="Consolas" w:hAnsi="Consolas" w:cs="Consolas"/>
+          <w:color w:val="000000"/>
+          <w:sz w:val="22"/>
+          <w:szCs w:val="22"/>
+        </w:rPr>
+        <w:t xml:space="preserve"> </w:t>
+      </w:r>
+      <w:proofErr w:type="spellStart"/>
+      <w:proofErr w:type="gramStart"/>
+      <w:r>
+        <w:rPr>
+          <w:rFonts w:ascii="Consolas" w:hAnsi="Consolas" w:cs="Consolas"/>
+          <w:color w:val="000000"/>
+          <w:sz w:val="22"/>
+          <w:szCs w:val="22"/>
+        </w:rPr>
+        <w:t>java.util</w:t>
+      </w:r>
+      <w:proofErr w:type="gramEnd"/>
+      <w:r>
+        <w:rPr>
+          <w:rFonts w:ascii="Consolas" w:hAnsi="Consolas" w:cs="Consolas"/>
+          <w:color w:val="000000"/>
+          <w:sz w:val="22"/>
+          <w:szCs w:val="22"/>
+        </w:rPr>
+        <w:t>.Scanner</w:t>
+      </w:r>
+      <w:proofErr w:type="spellEnd"/>
+      <w:r>
+        <w:rPr>
+          <w:rFonts w:ascii="Consolas" w:hAnsi="Consolas" w:cs="Consolas"/>
+          <w:color w:val="000000"/>
+          <w:sz w:val="22"/>
+          <w:szCs w:val="22"/>
+        </w:rPr>
+        <w:t>;</w:t>
       </w:r>
     </w:p>
     <w:p>
@@ -7144,6 +8480,7 @@
           <w:szCs w:val="22"/>
         </w:rPr>
       </w:pPr>
+      <w:proofErr w:type="spellStart"/>
       <w:r>
         <w:rPr>
           <w:rFonts w:ascii="Consolas" w:hAnsi="Consolas" w:cs="Consolas"/>
@@ -7155,6 +8492,7 @@
         </w:rPr>
         <w:t>public</w:t>
       </w:r>
+      <w:proofErr w:type="spellEnd"/>
       <w:r>
         <w:rPr>
           <w:rFonts w:ascii="Consolas" w:hAnsi="Consolas" w:cs="Consolas"/>
@@ -7164,6 +8502,7 @@
         </w:rPr>
         <w:t xml:space="preserve"> </w:t>
       </w:r>
+      <w:proofErr w:type="spellStart"/>
       <w:r>
         <w:rPr>
           <w:rFonts w:ascii="Consolas" w:hAnsi="Consolas" w:cs="Consolas"/>
@@ -7175,14 +8514,35 @@
         </w:rPr>
         <w:t>class</w:t>
       </w:r>
-      <w:r>
-        <w:rPr>
-          <w:rFonts w:ascii="Consolas" w:hAnsi="Consolas" w:cs="Consolas"/>
-          <w:color w:val="000000"/>
-          <w:sz w:val="22"/>
-          <w:szCs w:val="22"/>
-        </w:rPr>
-        <w:t xml:space="preserve"> NotaObjeto {</w:t>
+      <w:proofErr w:type="spellEnd"/>
+      <w:r>
+        <w:rPr>
+          <w:rFonts w:ascii="Consolas" w:hAnsi="Consolas" w:cs="Consolas"/>
+          <w:color w:val="000000"/>
+          <w:sz w:val="22"/>
+          <w:szCs w:val="22"/>
+        </w:rPr>
+        <w:t xml:space="preserve"> </w:t>
+      </w:r>
+      <w:proofErr w:type="spellStart"/>
+      <w:r>
+        <w:rPr>
+          <w:rFonts w:ascii="Consolas" w:hAnsi="Consolas" w:cs="Consolas"/>
+          <w:color w:val="000000"/>
+          <w:sz w:val="22"/>
+          <w:szCs w:val="22"/>
+        </w:rPr>
+        <w:t>NotaObjeto</w:t>
+      </w:r>
+      <w:proofErr w:type="spellEnd"/>
+      <w:r>
+        <w:rPr>
+          <w:rFonts w:ascii="Consolas" w:hAnsi="Consolas" w:cs="Consolas"/>
+          <w:color w:val="000000"/>
+          <w:sz w:val="22"/>
+          <w:szCs w:val="22"/>
+        </w:rPr>
+        <w:t xml:space="preserve"> {</w:t>
       </w:r>
     </w:p>
     <w:p>
@@ -7273,8 +8633,31 @@
           <w:szCs w:val="22"/>
           <w:lang w:val="en-GB"/>
         </w:rPr>
-        <w:t xml:space="preserve"> main(String[] </w:t>
-      </w:r>
+        <w:t xml:space="preserve"> </w:t>
+      </w:r>
+      <w:proofErr w:type="gramStart"/>
+      <w:r>
+        <w:rPr>
+          <w:rFonts w:ascii="Consolas" w:hAnsi="Consolas" w:cs="Consolas"/>
+          <w:color w:val="000000"/>
+          <w:sz w:val="22"/>
+          <w:szCs w:val="22"/>
+          <w:lang w:val="en-GB"/>
+        </w:rPr>
+        <w:t>main(String[</w:t>
+      </w:r>
+      <w:proofErr w:type="gramEnd"/>
+      <w:r>
+        <w:rPr>
+          <w:rFonts w:ascii="Consolas" w:hAnsi="Consolas" w:cs="Consolas"/>
+          <w:color w:val="000000"/>
+          <w:sz w:val="22"/>
+          <w:szCs w:val="22"/>
+          <w:lang w:val="en-GB"/>
+        </w:rPr>
+        <w:t xml:space="preserve">] </w:t>
+      </w:r>
+      <w:proofErr w:type="spellStart"/>
       <w:r>
         <w:rPr>
           <w:rFonts w:ascii="Consolas" w:hAnsi="Consolas" w:cs="Consolas"/>
@@ -7285,6 +8668,7 @@
         </w:rPr>
         <w:t>args</w:t>
       </w:r>
+      <w:proofErr w:type="spellEnd"/>
       <w:r>
         <w:rPr>
           <w:rFonts w:ascii="Consolas" w:hAnsi="Consolas" w:cs="Consolas"/>
@@ -7379,15 +8763,27 @@
         <w:tab/>
         <w:t xml:space="preserve">        </w:t>
       </w:r>
-      <w:r>
-        <w:rPr>
-          <w:rFonts w:ascii="Consolas" w:hAnsi="Consolas" w:cs="Consolas"/>
-          <w:color w:val="000000"/>
-          <w:sz w:val="22"/>
-          <w:szCs w:val="22"/>
-        </w:rPr>
-        <w:t xml:space="preserve">NotaObjeto </w:t>
-      </w:r>
+      <w:proofErr w:type="spellStart"/>
+      <w:r>
+        <w:rPr>
+          <w:rFonts w:ascii="Consolas" w:hAnsi="Consolas" w:cs="Consolas"/>
+          <w:color w:val="000000"/>
+          <w:sz w:val="22"/>
+          <w:szCs w:val="22"/>
+        </w:rPr>
+        <w:t>NotaObjeto</w:t>
+      </w:r>
+      <w:proofErr w:type="spellEnd"/>
+      <w:r>
+        <w:rPr>
+          <w:rFonts w:ascii="Consolas" w:hAnsi="Consolas" w:cs="Consolas"/>
+          <w:color w:val="000000"/>
+          <w:sz w:val="22"/>
+          <w:szCs w:val="22"/>
+        </w:rPr>
+        <w:t xml:space="preserve"> </w:t>
+      </w:r>
+      <w:proofErr w:type="spellStart"/>
       <w:r>
         <w:rPr>
           <w:rFonts w:ascii="Consolas" w:hAnsi="Consolas" w:cs="Consolas"/>
@@ -7397,6 +8793,7 @@
         </w:rPr>
         <w:t>notamedia</w:t>
       </w:r>
+      <w:proofErr w:type="spellEnd"/>
       <w:r>
         <w:rPr>
           <w:rFonts w:ascii="Consolas" w:hAnsi="Consolas" w:cs="Consolas"/>
@@ -7424,7 +8821,38 @@
           <w:sz w:val="22"/>
           <w:szCs w:val="22"/>
         </w:rPr>
-        <w:t xml:space="preserve"> NotaObjeto(); </w:t>
+        <w:t xml:space="preserve"> </w:t>
+      </w:r>
+      <w:proofErr w:type="spellStart"/>
+      <w:proofErr w:type="gramStart"/>
+      <w:r>
+        <w:rPr>
+          <w:rFonts w:ascii="Consolas" w:hAnsi="Consolas" w:cs="Consolas"/>
+          <w:color w:val="000000"/>
+          <w:sz w:val="22"/>
+          <w:szCs w:val="22"/>
+        </w:rPr>
+        <w:t>NotaObjeto</w:t>
+      </w:r>
+      <w:proofErr w:type="spellEnd"/>
+      <w:r>
+        <w:rPr>
+          <w:rFonts w:ascii="Consolas" w:hAnsi="Consolas" w:cs="Consolas"/>
+          <w:color w:val="000000"/>
+          <w:sz w:val="22"/>
+          <w:szCs w:val="22"/>
+        </w:rPr>
+        <w:t>(</w:t>
+      </w:r>
+      <w:proofErr w:type="gramEnd"/>
+      <w:r>
+        <w:rPr>
+          <w:rFonts w:ascii="Consolas" w:hAnsi="Consolas" w:cs="Consolas"/>
+          <w:color w:val="000000"/>
+          <w:sz w:val="22"/>
+          <w:szCs w:val="22"/>
+        </w:rPr>
+        <w:t xml:space="preserve">); </w:t>
       </w:r>
       <w:r>
         <w:rPr>
@@ -7433,8 +8861,19 @@
           <w:sz w:val="22"/>
           <w:szCs w:val="22"/>
         </w:rPr>
-        <w:t>// creamos el objeto notamedia</w:t>
-      </w:r>
+        <w:t xml:space="preserve">// creamos el objeto </w:t>
+      </w:r>
+      <w:proofErr w:type="spellStart"/>
+      <w:r>
+        <w:rPr>
+          <w:rFonts w:ascii="Consolas" w:hAnsi="Consolas" w:cs="Consolas"/>
+          <w:color w:val="3F7F5F"/>
+          <w:sz w:val="22"/>
+          <w:szCs w:val="22"/>
+        </w:rPr>
+        <w:t>notamedia</w:t>
+      </w:r>
+      <w:proofErr w:type="spellEnd"/>
     </w:p>
     <w:p>
       <w:pPr>
@@ -7480,6 +8919,7 @@
         </w:rPr>
         <w:t xml:space="preserve">Scanner </w:t>
       </w:r>
+      <w:proofErr w:type="spellStart"/>
       <w:r>
         <w:rPr>
           <w:rFonts w:ascii="Consolas" w:hAnsi="Consolas" w:cs="Consolas"/>
@@ -7490,6 +8930,7 @@
         </w:rPr>
         <w:t>scanner</w:t>
       </w:r>
+      <w:proofErr w:type="spellEnd"/>
       <w:r>
         <w:rPr>
           <w:rFonts w:ascii="Consolas" w:hAnsi="Consolas" w:cs="Consolas"/>
@@ -7520,7 +8961,29 @@
           <w:szCs w:val="22"/>
           <w:lang w:val="en-GB"/>
         </w:rPr>
-        <w:t xml:space="preserve"> Scanner(System.</w:t>
+        <w:t xml:space="preserve"> </w:t>
+      </w:r>
+      <w:proofErr w:type="gramStart"/>
+      <w:r>
+        <w:rPr>
+          <w:rFonts w:ascii="Consolas" w:hAnsi="Consolas" w:cs="Consolas"/>
+          <w:color w:val="000000"/>
+          <w:sz w:val="22"/>
+          <w:szCs w:val="22"/>
+          <w:lang w:val="en-GB"/>
+        </w:rPr>
+        <w:t>Scanner(</w:t>
+      </w:r>
+      <w:proofErr w:type="gramEnd"/>
+      <w:r>
+        <w:rPr>
+          <w:rFonts w:ascii="Consolas" w:hAnsi="Consolas" w:cs="Consolas"/>
+          <w:color w:val="000000"/>
+          <w:sz w:val="22"/>
+          <w:szCs w:val="22"/>
+          <w:lang w:val="en-GB"/>
+        </w:rPr>
+        <w:t>System.</w:t>
       </w:r>
       <w:r>
         <w:rPr>
@@ -7582,14 +9045,25 @@
         <w:tab/>
         <w:t xml:space="preserve">        </w:t>
       </w:r>
-      <w:r>
-        <w:rPr>
-          <w:rFonts w:ascii="Consolas" w:hAnsi="Consolas" w:cs="Consolas"/>
-          <w:color w:val="000000"/>
-          <w:sz w:val="22"/>
-          <w:szCs w:val="22"/>
-        </w:rPr>
-        <w:t xml:space="preserve">String[] </w:t>
+      <w:proofErr w:type="gramStart"/>
+      <w:r>
+        <w:rPr>
+          <w:rFonts w:ascii="Consolas" w:hAnsi="Consolas" w:cs="Consolas"/>
+          <w:color w:val="000000"/>
+          <w:sz w:val="22"/>
+          <w:szCs w:val="22"/>
+        </w:rPr>
+        <w:t>String[</w:t>
+      </w:r>
+      <w:proofErr w:type="gramEnd"/>
+      <w:r>
+        <w:rPr>
+          <w:rFonts w:ascii="Consolas" w:hAnsi="Consolas" w:cs="Consolas"/>
+          <w:color w:val="000000"/>
+          <w:sz w:val="22"/>
+          <w:szCs w:val="22"/>
+        </w:rPr>
+        <w:t xml:space="preserve">] </w:t>
       </w:r>
       <w:r>
         <w:rPr>
@@ -7616,7 +9090,27 @@
           <w:sz w:val="22"/>
           <w:szCs w:val="22"/>
         </w:rPr>
-        <w:t>"Programacion"</w:t>
+        <w:t>"</w:t>
+      </w:r>
+      <w:proofErr w:type="spellStart"/>
+      <w:r>
+        <w:rPr>
+          <w:rFonts w:ascii="Consolas" w:hAnsi="Consolas" w:cs="Consolas"/>
+          <w:color w:val="2A00FF"/>
+          <w:sz w:val="22"/>
+          <w:szCs w:val="22"/>
+        </w:rPr>
+        <w:t>Programacion</w:t>
+      </w:r>
+      <w:proofErr w:type="spellEnd"/>
+      <w:r>
+        <w:rPr>
+          <w:rFonts w:ascii="Consolas" w:hAnsi="Consolas" w:cs="Consolas"/>
+          <w:color w:val="2A00FF"/>
+          <w:sz w:val="22"/>
+          <w:szCs w:val="22"/>
+        </w:rPr>
+        <w:t>"</w:t>
       </w:r>
       <w:r>
         <w:rPr>
@@ -7707,6 +9201,7 @@
         <w:tab/>
         <w:t xml:space="preserve">        </w:t>
       </w:r>
+      <w:proofErr w:type="gramStart"/>
       <w:r>
         <w:rPr>
           <w:rFonts w:ascii="Consolas" w:hAnsi="Consolas" w:cs="Consolas"/>
@@ -7727,8 +9222,20 @@
           <w:szCs w:val="22"/>
           <w:lang w:val="en-GB"/>
         </w:rPr>
-        <w:t xml:space="preserve">[] </w:t>
-      </w:r>
+        <w:t>[</w:t>
+      </w:r>
+      <w:proofErr w:type="gramEnd"/>
+      <w:r>
+        <w:rPr>
+          <w:rFonts w:ascii="Consolas" w:hAnsi="Consolas" w:cs="Consolas"/>
+          <w:color w:val="000000"/>
+          <w:sz w:val="22"/>
+          <w:szCs w:val="22"/>
+          <w:lang w:val="en-GB"/>
+        </w:rPr>
+        <w:t xml:space="preserve">] </w:t>
+      </w:r>
+      <w:proofErr w:type="spellStart"/>
       <w:r>
         <w:rPr>
           <w:rFonts w:ascii="Consolas" w:hAnsi="Consolas" w:cs="Consolas"/>
@@ -7739,6 +9246,7 @@
         </w:rPr>
         <w:t>notas</w:t>
       </w:r>
+      <w:proofErr w:type="spellEnd"/>
       <w:r>
         <w:rPr>
           <w:rFonts w:ascii="Consolas" w:hAnsi="Consolas" w:cs="Consolas"/>
@@ -7793,6 +9301,8 @@
         </w:rPr>
         <w:t>[</w:t>
       </w:r>
+      <w:proofErr w:type="spellStart"/>
+      <w:proofErr w:type="gramStart"/>
       <w:r>
         <w:rPr>
           <w:rFonts w:ascii="Consolas" w:hAnsi="Consolas" w:cs="Consolas"/>
@@ -7823,6 +9333,8 @@
         </w:rPr>
         <w:t>length</w:t>
       </w:r>
+      <w:proofErr w:type="spellEnd"/>
+      <w:proofErr w:type="gramEnd"/>
       <w:r>
         <w:rPr>
           <w:rFonts w:ascii="Consolas" w:hAnsi="Consolas" w:cs="Consolas"/>
@@ -7841,8 +9353,20 @@
           <w:szCs w:val="22"/>
           <w:lang w:val="en-GB"/>
         </w:rPr>
-        <w:t>//array de las notas</w:t>
-      </w:r>
+        <w:t xml:space="preserve">//array de las </w:t>
+      </w:r>
+      <w:proofErr w:type="spellStart"/>
+      <w:r>
+        <w:rPr>
+          <w:rFonts w:ascii="Consolas" w:hAnsi="Consolas" w:cs="Consolas"/>
+          <w:color w:val="3F7F5F"/>
+          <w:sz w:val="22"/>
+          <w:szCs w:val="22"/>
+          <w:lang w:val="en-GB"/>
+        </w:rPr>
+        <w:t>notas</w:t>
+      </w:r>
+      <w:proofErr w:type="spellEnd"/>
     </w:p>
     <w:p>
       <w:pPr>
@@ -7924,6 +9448,7 @@
         </w:rPr>
         <w:t xml:space="preserve"> </w:t>
       </w:r>
+      <w:proofErr w:type="spellStart"/>
       <w:r>
         <w:rPr>
           <w:rFonts w:ascii="Consolas" w:hAnsi="Consolas" w:cs="Consolas"/>
@@ -7934,6 +9459,7 @@
         </w:rPr>
         <w:t>i</w:t>
       </w:r>
+      <w:proofErr w:type="spellEnd"/>
       <w:r>
         <w:rPr>
           <w:rFonts w:ascii="Consolas" w:hAnsi="Consolas" w:cs="Consolas"/>
@@ -7944,6 +9470,7 @@
         </w:rPr>
         <w:t xml:space="preserve"> = 0; </w:t>
       </w:r>
+      <w:proofErr w:type="spellStart"/>
       <w:r>
         <w:rPr>
           <w:rFonts w:ascii="Consolas" w:hAnsi="Consolas" w:cs="Consolas"/>
@@ -7954,6 +9481,7 @@
         </w:rPr>
         <w:t>i</w:t>
       </w:r>
+      <w:proofErr w:type="spellEnd"/>
       <w:r>
         <w:rPr>
           <w:rFonts w:ascii="Consolas" w:hAnsi="Consolas" w:cs="Consolas"/>
@@ -7964,6 +9492,8 @@
         </w:rPr>
         <w:t xml:space="preserve"> &lt; </w:t>
       </w:r>
+      <w:proofErr w:type="spellStart"/>
+      <w:proofErr w:type="gramStart"/>
       <w:r>
         <w:rPr>
           <w:rFonts w:ascii="Consolas" w:hAnsi="Consolas" w:cs="Consolas"/>
@@ -7994,6 +9524,8 @@
         </w:rPr>
         <w:t>length</w:t>
       </w:r>
+      <w:proofErr w:type="spellEnd"/>
+      <w:proofErr w:type="gramEnd"/>
       <w:r>
         <w:rPr>
           <w:rFonts w:ascii="Consolas" w:hAnsi="Consolas" w:cs="Consolas"/>
@@ -8004,6 +9536,7 @@
         </w:rPr>
         <w:t xml:space="preserve">; </w:t>
       </w:r>
+      <w:proofErr w:type="spellStart"/>
       <w:r>
         <w:rPr>
           <w:rFonts w:ascii="Consolas" w:hAnsi="Consolas" w:cs="Consolas"/>
@@ -8014,6 +9547,7 @@
         </w:rPr>
         <w:t>i</w:t>
       </w:r>
+      <w:proofErr w:type="spellEnd"/>
       <w:r>
         <w:rPr>
           <w:rFonts w:ascii="Consolas" w:hAnsi="Consolas" w:cs="Consolas"/>
@@ -8047,7 +9581,6 @@
           <w:szCs w:val="22"/>
           <w:lang w:val="en-GB"/>
         </w:rPr>
-        <w:lastRenderedPageBreak/>
         <w:t xml:space="preserve">    </w:t>
       </w:r>
       <w:r>
@@ -8061,6 +9594,7 @@
         <w:tab/>
         <w:t xml:space="preserve">            </w:t>
       </w:r>
+      <w:proofErr w:type="spellStart"/>
       <w:r>
         <w:rPr>
           <w:rFonts w:ascii="Consolas" w:hAnsi="Consolas" w:cs="Consolas"/>
@@ -8090,7 +9624,17 @@
           <w:sz w:val="22"/>
           <w:szCs w:val="22"/>
         </w:rPr>
-        <w:t>.print(</w:t>
+        <w:t>.print</w:t>
+      </w:r>
+      <w:proofErr w:type="spellEnd"/>
+      <w:r>
+        <w:rPr>
+          <w:rFonts w:ascii="Consolas" w:hAnsi="Consolas" w:cs="Consolas"/>
+          <w:color w:val="000000"/>
+          <w:sz w:val="22"/>
+          <w:szCs w:val="22"/>
+        </w:rPr>
+        <w:t>(</w:t>
       </w:r>
       <w:r>
         <w:rPr>
@@ -8234,6 +9778,8 @@
         </w:rPr>
         <w:t xml:space="preserve">] = </w:t>
       </w:r>
+      <w:proofErr w:type="spellStart"/>
+      <w:proofErr w:type="gramStart"/>
       <w:r>
         <w:rPr>
           <w:rFonts w:ascii="Consolas" w:hAnsi="Consolas" w:cs="Consolas"/>
@@ -8250,7 +9796,18 @@
           <w:sz w:val="22"/>
           <w:szCs w:val="22"/>
         </w:rPr>
-        <w:t>.nextInt();</w:t>
+        <w:t>.nextInt</w:t>
+      </w:r>
+      <w:proofErr w:type="spellEnd"/>
+      <w:proofErr w:type="gramEnd"/>
+      <w:r>
+        <w:rPr>
+          <w:rFonts w:ascii="Consolas" w:hAnsi="Consolas" w:cs="Consolas"/>
+          <w:color w:val="000000"/>
+          <w:sz w:val="22"/>
+          <w:szCs w:val="22"/>
+        </w:rPr>
+        <w:t>();</w:t>
       </w:r>
     </w:p>
     <w:p>
@@ -8320,6 +9877,7 @@
         <w:tab/>
         <w:t xml:space="preserve">        </w:t>
       </w:r>
+      <w:proofErr w:type="spellStart"/>
       <w:r>
         <w:rPr>
           <w:rFonts w:ascii="Consolas" w:hAnsi="Consolas" w:cs="Consolas"/>
@@ -8331,6 +9889,7 @@
         </w:rPr>
         <w:t>int</w:t>
       </w:r>
+      <w:proofErr w:type="spellEnd"/>
       <w:r>
         <w:rPr>
           <w:rFonts w:ascii="Consolas" w:hAnsi="Consolas" w:cs="Consolas"/>
@@ -8358,6 +9917,8 @@
         </w:rPr>
         <w:t xml:space="preserve"> = </w:t>
       </w:r>
+      <w:proofErr w:type="spellStart"/>
+      <w:proofErr w:type="gramStart"/>
       <w:r>
         <w:rPr>
           <w:rFonts w:ascii="Consolas" w:hAnsi="Consolas" w:cs="Consolas"/>
@@ -8374,7 +9935,18 @@
           <w:sz w:val="22"/>
           <w:szCs w:val="22"/>
         </w:rPr>
-        <w:t>.notasuma(</w:t>
+        <w:t>.notasuma</w:t>
+      </w:r>
+      <w:proofErr w:type="spellEnd"/>
+      <w:proofErr w:type="gramEnd"/>
+      <w:r>
+        <w:rPr>
+          <w:rFonts w:ascii="Consolas" w:hAnsi="Consolas" w:cs="Consolas"/>
+          <w:color w:val="000000"/>
+          <w:sz w:val="22"/>
+          <w:szCs w:val="22"/>
+        </w:rPr>
+        <w:t>(</w:t>
       </w:r>
       <w:r>
         <w:rPr>
@@ -8401,7 +9973,87 @@
           <w:sz w:val="22"/>
           <w:szCs w:val="22"/>
         </w:rPr>
-        <w:t>// se crea una variable que es igul al return del metodo notasuma,</w:t>
+        <w:t xml:space="preserve">// se crea una variable que es </w:t>
+      </w:r>
+      <w:proofErr w:type="spellStart"/>
+      <w:r>
+        <w:rPr>
+          <w:rFonts w:ascii="Consolas" w:hAnsi="Consolas" w:cs="Consolas"/>
+          <w:color w:val="3F7F5F"/>
+          <w:sz w:val="22"/>
+          <w:szCs w:val="22"/>
+        </w:rPr>
+        <w:t>igul</w:t>
+      </w:r>
+      <w:proofErr w:type="spellEnd"/>
+      <w:r>
+        <w:rPr>
+          <w:rFonts w:ascii="Consolas" w:hAnsi="Consolas" w:cs="Consolas"/>
+          <w:color w:val="3F7F5F"/>
+          <w:sz w:val="22"/>
+          <w:szCs w:val="22"/>
+        </w:rPr>
+        <w:t xml:space="preserve"> al </w:t>
+      </w:r>
+      <w:proofErr w:type="spellStart"/>
+      <w:r>
+        <w:rPr>
+          <w:rFonts w:ascii="Consolas" w:hAnsi="Consolas" w:cs="Consolas"/>
+          <w:color w:val="3F7F5F"/>
+          <w:sz w:val="22"/>
+          <w:szCs w:val="22"/>
+        </w:rPr>
+        <w:t>return</w:t>
+      </w:r>
+      <w:proofErr w:type="spellEnd"/>
+      <w:r>
+        <w:rPr>
+          <w:rFonts w:ascii="Consolas" w:hAnsi="Consolas" w:cs="Consolas"/>
+          <w:color w:val="3F7F5F"/>
+          <w:sz w:val="22"/>
+          <w:szCs w:val="22"/>
+        </w:rPr>
+        <w:t xml:space="preserve"> del </w:t>
+      </w:r>
+      <w:proofErr w:type="spellStart"/>
+      <w:r>
+        <w:rPr>
+          <w:rFonts w:ascii="Consolas" w:hAnsi="Consolas" w:cs="Consolas"/>
+          <w:color w:val="3F7F5F"/>
+          <w:sz w:val="22"/>
+          <w:szCs w:val="22"/>
+        </w:rPr>
+        <w:t>metodo</w:t>
+      </w:r>
+      <w:proofErr w:type="spellEnd"/>
+      <w:r>
+        <w:rPr>
+          <w:rFonts w:ascii="Consolas" w:hAnsi="Consolas" w:cs="Consolas"/>
+          <w:color w:val="3F7F5F"/>
+          <w:sz w:val="22"/>
+          <w:szCs w:val="22"/>
+        </w:rPr>
+        <w:t xml:space="preserve"> </w:t>
+      </w:r>
+      <w:proofErr w:type="spellStart"/>
+      <w:r>
+        <w:rPr>
+          <w:rFonts w:ascii="Consolas" w:hAnsi="Consolas" w:cs="Consolas"/>
+          <w:color w:val="3F7F5F"/>
+          <w:sz w:val="22"/>
+          <w:szCs w:val="22"/>
+        </w:rPr>
+        <w:t>notasuma</w:t>
+      </w:r>
+      <w:proofErr w:type="spellEnd"/>
+      <w:r>
+        <w:rPr>
+          <w:rFonts w:ascii="Consolas" w:hAnsi="Consolas" w:cs="Consolas"/>
+          <w:color w:val="3F7F5F"/>
+          <w:sz w:val="22"/>
+          <w:szCs w:val="22"/>
+        </w:rPr>
+        <w:t>,</w:t>
       </w:r>
     </w:p>
     <w:p>
@@ -8444,7 +10096,27 @@
           <w:sz w:val="22"/>
           <w:szCs w:val="22"/>
         </w:rPr>
-        <w:t>// se utiliza como argumento notas, que es una matriz, recuerda que en el metodo hemos creado un</w:t>
+        <w:t xml:space="preserve">// se utiliza como argumento notas, que es una matriz, recuerda que en el </w:t>
+      </w:r>
+      <w:proofErr w:type="spellStart"/>
+      <w:r>
+        <w:rPr>
+          <w:rFonts w:ascii="Consolas" w:hAnsi="Consolas" w:cs="Consolas"/>
+          <w:color w:val="3F7F5F"/>
+          <w:sz w:val="22"/>
+          <w:szCs w:val="22"/>
+        </w:rPr>
+        <w:t>metodo</w:t>
+      </w:r>
+      <w:proofErr w:type="spellEnd"/>
+      <w:r>
+        <w:rPr>
+          <w:rFonts w:ascii="Consolas" w:hAnsi="Consolas" w:cs="Consolas"/>
+          <w:color w:val="3F7F5F"/>
+          <w:sz w:val="22"/>
+          <w:szCs w:val="22"/>
+        </w:rPr>
+        <w:t xml:space="preserve"> hemos creado un</w:t>
       </w:r>
     </w:p>
     <w:p>
@@ -8511,6 +10183,7 @@
           <w:sz w:val="22"/>
           <w:szCs w:val="22"/>
         </w:rPr>
+        <w:lastRenderedPageBreak/>
         <w:t xml:space="preserve">    </w:t>
       </w:r>
       <w:r>
@@ -8521,7 +10194,17 @@
           <w:szCs w:val="22"/>
         </w:rPr>
         <w:tab/>
-        <w:t xml:space="preserve">        System.</w:t>
+        <w:t xml:space="preserve">        </w:t>
+      </w:r>
+      <w:proofErr w:type="spellStart"/>
+      <w:r>
+        <w:rPr>
+          <w:rFonts w:ascii="Consolas" w:hAnsi="Consolas" w:cs="Consolas"/>
+          <w:color w:val="000000"/>
+          <w:sz w:val="22"/>
+          <w:szCs w:val="22"/>
+        </w:rPr>
+        <w:t>System.</w:t>
       </w:r>
       <w:r>
         <w:rPr>
@@ -8543,7 +10226,17 @@
           <w:sz w:val="22"/>
           <w:szCs w:val="22"/>
         </w:rPr>
-        <w:t>.println(</w:t>
+        <w:t>.println</w:t>
+      </w:r>
+      <w:proofErr w:type="spellEnd"/>
+      <w:r>
+        <w:rPr>
+          <w:rFonts w:ascii="Consolas" w:hAnsi="Consolas" w:cs="Consolas"/>
+          <w:color w:val="000000"/>
+          <w:sz w:val="22"/>
+          <w:szCs w:val="22"/>
+        </w:rPr>
+        <w:t>(</w:t>
       </w:r>
       <w:r>
         <w:rPr>
@@ -8615,6 +10308,8 @@
         <w:tab/>
         <w:t xml:space="preserve">        </w:t>
       </w:r>
+      <w:proofErr w:type="spellStart"/>
+      <w:proofErr w:type="gramStart"/>
       <w:r>
         <w:rPr>
           <w:rFonts w:ascii="Consolas" w:hAnsi="Consolas" w:cs="Consolas"/>
@@ -8631,7 +10326,18 @@
           <w:sz w:val="22"/>
           <w:szCs w:val="22"/>
         </w:rPr>
-        <w:t>.close();</w:t>
+        <w:t>.close</w:t>
+      </w:r>
+      <w:proofErr w:type="spellEnd"/>
+      <w:proofErr w:type="gramEnd"/>
+      <w:r>
+        <w:rPr>
+          <w:rFonts w:ascii="Consolas" w:hAnsi="Consolas" w:cs="Consolas"/>
+          <w:color w:val="000000"/>
+          <w:sz w:val="22"/>
+          <w:szCs w:val="22"/>
+        </w:rPr>
+        <w:t>();</w:t>
       </w:r>
     </w:p>
     <w:p>
@@ -8701,6 +10407,7 @@
         <w:tab/>
         <w:t xml:space="preserve">    </w:t>
       </w:r>
+      <w:proofErr w:type="spellStart"/>
       <w:r>
         <w:rPr>
           <w:rFonts w:ascii="Consolas" w:hAnsi="Consolas" w:cs="Consolas"/>
@@ -8712,6 +10419,7 @@
         </w:rPr>
         <w:t>public</w:t>
       </w:r>
+      <w:proofErr w:type="spellEnd"/>
       <w:r>
         <w:rPr>
           <w:rFonts w:ascii="Consolas" w:hAnsi="Consolas" w:cs="Consolas"/>
@@ -8721,6 +10429,7 @@
         </w:rPr>
         <w:t xml:space="preserve"> </w:t>
       </w:r>
+      <w:proofErr w:type="spellStart"/>
       <w:r>
         <w:rPr>
           <w:rFonts w:ascii="Consolas" w:hAnsi="Consolas" w:cs="Consolas"/>
@@ -8732,15 +10441,38 @@
         </w:rPr>
         <w:t>int</w:t>
       </w:r>
-      <w:r>
-        <w:rPr>
-          <w:rFonts w:ascii="Consolas" w:hAnsi="Consolas" w:cs="Consolas"/>
-          <w:color w:val="000000"/>
-          <w:sz w:val="22"/>
-          <w:szCs w:val="22"/>
-        </w:rPr>
-        <w:t xml:space="preserve"> notasuma(</w:t>
-      </w:r>
+      <w:proofErr w:type="spellEnd"/>
+      <w:r>
+        <w:rPr>
+          <w:rFonts w:ascii="Consolas" w:hAnsi="Consolas" w:cs="Consolas"/>
+          <w:color w:val="000000"/>
+          <w:sz w:val="22"/>
+          <w:szCs w:val="22"/>
+        </w:rPr>
+        <w:t xml:space="preserve"> </w:t>
+      </w:r>
+      <w:proofErr w:type="spellStart"/>
+      <w:r>
+        <w:rPr>
+          <w:rFonts w:ascii="Consolas" w:hAnsi="Consolas" w:cs="Consolas"/>
+          <w:color w:val="000000"/>
+          <w:sz w:val="22"/>
+          <w:szCs w:val="22"/>
+        </w:rPr>
+        <w:t>notasuma</w:t>
+      </w:r>
+      <w:proofErr w:type="spellEnd"/>
+      <w:r>
+        <w:rPr>
+          <w:rFonts w:ascii="Consolas" w:hAnsi="Consolas" w:cs="Consolas"/>
+          <w:color w:val="000000"/>
+          <w:sz w:val="22"/>
+          <w:szCs w:val="22"/>
+        </w:rPr>
+        <w:t>(</w:t>
+      </w:r>
+      <w:proofErr w:type="spellStart"/>
+      <w:proofErr w:type="gramStart"/>
       <w:r>
         <w:rPr>
           <w:rFonts w:ascii="Consolas" w:hAnsi="Consolas" w:cs="Consolas"/>
@@ -8752,14 +10484,25 @@
         </w:rPr>
         <w:t>int</w:t>
       </w:r>
-      <w:r>
-        <w:rPr>
-          <w:rFonts w:ascii="Consolas" w:hAnsi="Consolas" w:cs="Consolas"/>
-          <w:color w:val="000000"/>
-          <w:sz w:val="22"/>
-          <w:szCs w:val="22"/>
-        </w:rPr>
-        <w:t xml:space="preserve">[] </w:t>
+      <w:proofErr w:type="spellEnd"/>
+      <w:r>
+        <w:rPr>
+          <w:rFonts w:ascii="Consolas" w:hAnsi="Consolas" w:cs="Consolas"/>
+          <w:color w:val="000000"/>
+          <w:sz w:val="22"/>
+          <w:szCs w:val="22"/>
+        </w:rPr>
+        <w:t>[</w:t>
+      </w:r>
+      <w:proofErr w:type="gramEnd"/>
+      <w:r>
+        <w:rPr>
+          <w:rFonts w:ascii="Consolas" w:hAnsi="Consolas" w:cs="Consolas"/>
+          <w:color w:val="000000"/>
+          <w:sz w:val="22"/>
+          <w:szCs w:val="22"/>
+        </w:rPr>
+        <w:t xml:space="preserve">] </w:t>
       </w:r>
       <w:r>
         <w:rPr>
@@ -8777,7 +10520,17 @@
           <w:sz w:val="22"/>
           <w:szCs w:val="22"/>
         </w:rPr>
-        <w:t xml:space="preserve">) { </w:t>
+        <w:t xml:space="preserve">) </w:t>
+      </w:r>
+      <w:proofErr w:type="gramStart"/>
+      <w:r>
+        <w:rPr>
+          <w:rFonts w:ascii="Consolas" w:hAnsi="Consolas" w:cs="Consolas"/>
+          <w:color w:val="000000"/>
+          <w:sz w:val="22"/>
+          <w:szCs w:val="22"/>
+        </w:rPr>
+        <w:t xml:space="preserve">{ </w:t>
       </w:r>
       <w:r>
         <w:rPr>
@@ -8786,7 +10539,37 @@
           <w:sz w:val="22"/>
           <w:szCs w:val="22"/>
         </w:rPr>
-        <w:t>//no es static ya que hay que instanciarlo</w:t>
+        <w:t>/</w:t>
+      </w:r>
+      <w:proofErr w:type="gramEnd"/>
+      <w:r>
+        <w:rPr>
+          <w:rFonts w:ascii="Consolas" w:hAnsi="Consolas" w:cs="Consolas"/>
+          <w:color w:val="3F7F5F"/>
+          <w:sz w:val="22"/>
+          <w:szCs w:val="22"/>
+        </w:rPr>
+        <w:t xml:space="preserve">/no es </w:t>
+      </w:r>
+      <w:proofErr w:type="spellStart"/>
+      <w:r>
+        <w:rPr>
+          <w:rFonts w:ascii="Consolas" w:hAnsi="Consolas" w:cs="Consolas"/>
+          <w:color w:val="3F7F5F"/>
+          <w:sz w:val="22"/>
+          <w:szCs w:val="22"/>
+        </w:rPr>
+        <w:t>static</w:t>
+      </w:r>
+      <w:proofErr w:type="spellEnd"/>
+      <w:r>
+        <w:rPr>
+          <w:rFonts w:ascii="Consolas" w:hAnsi="Consolas" w:cs="Consolas"/>
+          <w:color w:val="3F7F5F"/>
+          <w:sz w:val="22"/>
+          <w:szCs w:val="22"/>
+        </w:rPr>
+        <w:t xml:space="preserve"> ya que hay que instanciarlo</w:t>
       </w:r>
     </w:p>
     <w:p>
@@ -8845,6 +10628,7 @@
         </w:rPr>
         <w:t xml:space="preserve"> </w:t>
       </w:r>
+      <w:proofErr w:type="spellStart"/>
       <w:r>
         <w:rPr>
           <w:rFonts w:ascii="Consolas" w:hAnsi="Consolas" w:cs="Consolas"/>
@@ -8855,6 +10639,7 @@
         </w:rPr>
         <w:t>suma</w:t>
       </w:r>
+      <w:proofErr w:type="spellEnd"/>
       <w:r>
         <w:rPr>
           <w:rFonts w:ascii="Consolas" w:hAnsi="Consolas" w:cs="Consolas"/>
@@ -8946,6 +10731,7 @@
         </w:rPr>
         <w:t xml:space="preserve"> </w:t>
       </w:r>
+      <w:proofErr w:type="gramStart"/>
       <w:r>
         <w:rPr>
           <w:rFonts w:ascii="Consolas" w:hAnsi="Consolas" w:cs="Consolas"/>
@@ -8964,8 +10750,20 @@
           <w:szCs w:val="22"/>
           <w:lang w:val="en-GB"/>
         </w:rPr>
-        <w:t xml:space="preserve"> : </w:t>
-      </w:r>
+        <w:t xml:space="preserve"> :</w:t>
+      </w:r>
+      <w:proofErr w:type="gramEnd"/>
+      <w:r>
+        <w:rPr>
+          <w:rFonts w:ascii="Consolas" w:hAnsi="Consolas" w:cs="Consolas"/>
+          <w:color w:val="000000"/>
+          <w:sz w:val="22"/>
+          <w:szCs w:val="22"/>
+          <w:lang w:val="en-GB"/>
+        </w:rPr>
+        <w:t xml:space="preserve"> </w:t>
+      </w:r>
+      <w:proofErr w:type="spellStart"/>
       <w:r>
         <w:rPr>
           <w:rFonts w:ascii="Consolas" w:hAnsi="Consolas" w:cs="Consolas"/>
@@ -8976,6 +10774,7 @@
         </w:rPr>
         <w:t>noto</w:t>
       </w:r>
+      <w:proofErr w:type="spellEnd"/>
       <w:r>
         <w:rPr>
           <w:rFonts w:ascii="Consolas" w:hAnsi="Consolas" w:cs="Consolas"/>
@@ -9023,6 +10822,7 @@
         <w:tab/>
         <w:t xml:space="preserve">            </w:t>
       </w:r>
+      <w:proofErr w:type="spellStart"/>
       <w:r>
         <w:rPr>
           <w:rFonts w:ascii="Consolas" w:hAnsi="Consolas" w:cs="Consolas"/>
@@ -9033,6 +10833,7 @@
         </w:rPr>
         <w:t>suma</w:t>
       </w:r>
+      <w:proofErr w:type="spellEnd"/>
       <w:r>
         <w:rPr>
           <w:rFonts w:ascii="Consolas" w:hAnsi="Consolas" w:cs="Consolas"/>
@@ -9159,6 +10960,7 @@
         </w:rPr>
         <w:t xml:space="preserve"> </w:t>
       </w:r>
+      <w:proofErr w:type="spellStart"/>
       <w:r>
         <w:rPr>
           <w:rFonts w:ascii="Consolas" w:hAnsi="Consolas" w:cs="Consolas"/>
@@ -9169,6 +10971,7 @@
         </w:rPr>
         <w:t>suma</w:t>
       </w:r>
+      <w:proofErr w:type="spellEnd"/>
       <w:r>
         <w:rPr>
           <w:rFonts w:ascii="Consolas" w:hAnsi="Consolas" w:cs="Consolas"/>
@@ -9179,6 +10982,8 @@
         </w:rPr>
         <w:t xml:space="preserve"> / </w:t>
       </w:r>
+      <w:proofErr w:type="spellStart"/>
+      <w:proofErr w:type="gramStart"/>
       <w:r>
         <w:rPr>
           <w:rFonts w:ascii="Consolas" w:hAnsi="Consolas" w:cs="Consolas"/>
@@ -9209,6 +11014,8 @@
         </w:rPr>
         <w:t>length</w:t>
       </w:r>
+      <w:proofErr w:type="spellEnd"/>
+      <w:proofErr w:type="gramEnd"/>
       <w:r>
         <w:rPr>
           <w:rFonts w:ascii="Consolas" w:hAnsi="Consolas" w:cs="Consolas"/>
@@ -9292,8 +11099,25 @@
         <w:t>Ejercicio</w:t>
       </w:r>
       <w:r>
-        <w:t xml:space="preserve"> en clase, sube el ejercicio realizado en clase con paquetes, matemáticas.geometria y matemáticas.varias</w:t>
-      </w:r>
+        <w:t xml:space="preserve"> en clase, sube el ejercicio realizado en clase con paquetes, </w:t>
+      </w:r>
+      <w:proofErr w:type="spellStart"/>
+      <w:proofErr w:type="gramStart"/>
+      <w:r>
+        <w:t>matemáticas.geometria</w:t>
+      </w:r>
+      <w:proofErr w:type="spellEnd"/>
+      <w:proofErr w:type="gramEnd"/>
+      <w:r>
+        <w:t xml:space="preserve"> y </w:t>
+      </w:r>
+      <w:proofErr w:type="spellStart"/>
+      <w:proofErr w:type="gramStart"/>
+      <w:r>
+        <w:t>matemáticas.varias</w:t>
+      </w:r>
+      <w:proofErr w:type="spellEnd"/>
+      <w:proofErr w:type="gramEnd"/>
       <w:r>
         <w:t>.</w:t>
       </w:r>
@@ -9353,12 +11177,12 @@
       </w:pPr>
     </w:p>
     <w:sectPr>
-      <w:headerReference w:type="even" r:id="rId14"/>
-      <w:headerReference w:type="default" r:id="rId15"/>
-      <w:footerReference w:type="even" r:id="rId16"/>
-      <w:footerReference w:type="default" r:id="rId17"/>
-      <w:headerReference w:type="first" r:id="rId18"/>
-      <w:footerReference w:type="first" r:id="rId19"/>
+      <w:headerReference w:type="even" r:id="rId18"/>
+      <w:headerReference w:type="default" r:id="rId19"/>
+      <w:footerReference w:type="even" r:id="rId20"/>
+      <w:footerReference w:type="default" r:id="rId21"/>
+      <w:headerReference w:type="first" r:id="rId22"/>
+      <w:footerReference w:type="first" r:id="rId23"/>
       <w:pgSz w:w="11906" w:h="16838" w:code="9"/>
       <w:pgMar w:top="1453" w:right="1134" w:bottom="1134" w:left="1418" w:header="426" w:footer="290" w:gutter="0"/>
       <w:cols w:space="720"/>
